--- a/briefings/线口监测午报-2026-10-07.docx
+++ b/briefings/线口监测午报-2026-10-07.docx
@@ -22,7 +22,7 @@
           <w:color w:val="888888"/>
           <w:sz w:val="18"/>
         </w:rPr>
-        <w:t>监测窗口:近48小时 | 生成时间:2026-10-07 14:05</w:t>
+        <w:t>监测窗口:近48小时 | 生成时间:2026-10-07 15:16</w:t>
       </w:r>
     </w:p>
     <w:p>
@@ -70,6 +70,261 @@
           <w:color w:val="888888"/>
           <w:sz w:val="24"/>
         </w:rPr>
+        <w:t>英特尔 Nova Lake-S 处理器命名添新证据：AIDA64 列出 4xxx 系列</w:t>
+      </w:r>
+    </w:p>
+    <w:p>
+      <w:r>
+        <w:rPr>
+          <w:rFonts w:ascii="Times New Roman" w:hAnsi="Times New Roman" w:eastAsia="宋体"/>
+          <w:color w:val="888888"/>
+          <w:sz w:val="18"/>
+        </w:rPr>
+        <w:t>来源:IT之家 | 时间:10-07 15:13</w:t>
+      </w:r>
+    </w:p>
+    <w:p>
+      <w:r>
+        <w:rPr>
+          <w:rFonts w:ascii="Times New Roman" w:hAnsi="Times New Roman" w:eastAsia="宋体"/>
+          <w:sz w:val="18"/>
+        </w:rPr>
+        <w:t>链接:</w:t>
+      </w:r>
+      <w:hyperlink r:id="rId9">
+        <w:r>
+          <w:rPr>
+            <w:color w:val="0563C1"/>
+            <w:u w:val="single"/>
+          </w:rPr>
+          <w:t>英特尔 Nova Lake-S 处理器命名添新证据：AIDA64 列出 4xxx 系列</w:t>
+        </w:r>
+      </w:hyperlink>
+    </w:p>
+    <w:p>
+      <w:pPr>
+        <w:pStyle w:val="Heading3"/>
+      </w:pPr>
+      <w:r>
+        <w:rPr>
+          <w:rFonts w:ascii="Times New Roman" w:hAnsi="Times New Roman" w:eastAsia="黑体"/>
+          <w:b w:val="0"/>
+          <w:color w:val="888888"/>
+          <w:sz w:val="24"/>
+        </w:rPr>
+        <w:t>【C级·参考】</w:t>
+      </w:r>
+      <w:r>
+        <w:rPr>
+          <w:rFonts w:ascii="Times New Roman" w:hAnsi="Times New Roman" w:eastAsia="黑体"/>
+          <w:b w:val="0"/>
+          <w:color w:val="888888"/>
+          <w:sz w:val="24"/>
+        </w:rPr>
+        <w:t>打通 AirDrop：小米 18 Pro Max 手机上线“与 Apple 设备互传”功能</w:t>
+      </w:r>
+    </w:p>
+    <w:p>
+      <w:r>
+        <w:rPr>
+          <w:rFonts w:ascii="Times New Roman" w:hAnsi="Times New Roman" w:eastAsia="宋体"/>
+          <w:color w:val="888888"/>
+          <w:sz w:val="18"/>
+        </w:rPr>
+        <w:t>来源:IT之家 | 时间:10-07 15:05</w:t>
+      </w:r>
+    </w:p>
+    <w:p>
+      <w:r>
+        <w:rPr>
+          <w:rFonts w:ascii="Times New Roman" w:hAnsi="Times New Roman" w:eastAsia="宋体"/>
+          <w:sz w:val="18"/>
+        </w:rPr>
+        <w:t>链接:</w:t>
+      </w:r>
+      <w:hyperlink r:id="rId10">
+        <w:r>
+          <w:rPr>
+            <w:color w:val="0563C1"/>
+            <w:u w:val="single"/>
+          </w:rPr>
+          <w:t>打通 AirDrop：小米 18 Pro Max 手机上线“与 Apple 设备互传”功能</w:t>
+        </w:r>
+      </w:hyperlink>
+    </w:p>
+    <w:p>
+      <w:pPr>
+        <w:pStyle w:val="Heading3"/>
+      </w:pPr>
+      <w:r>
+        <w:rPr>
+          <w:rFonts w:ascii="Times New Roman" w:hAnsi="Times New Roman" w:eastAsia="黑体"/>
+          <w:b w:val="0"/>
+          <w:color w:val="888888"/>
+          <w:sz w:val="24"/>
+        </w:rPr>
+        <w:t>【C级·参考】</w:t>
+      </w:r>
+      <w:r>
+        <w:rPr>
+          <w:rFonts w:ascii="Times New Roman" w:hAnsi="Times New Roman" w:eastAsia="黑体"/>
+          <w:b w:val="0"/>
+          <w:color w:val="888888"/>
+          <w:sz w:val="24"/>
+        </w:rPr>
+        <w:t>OpenAI 为 ChatGPT 新增自动年龄检测，未满 18 岁用户将自动开启青少年模式</w:t>
+      </w:r>
+    </w:p>
+    <w:p>
+      <w:r>
+        <w:rPr>
+          <w:rFonts w:ascii="Times New Roman" w:hAnsi="Times New Roman" w:eastAsia="宋体"/>
+          <w:color w:val="888888"/>
+          <w:sz w:val="18"/>
+        </w:rPr>
+        <w:t>来源:IT之家 | 时间:10-07 14:45</w:t>
+      </w:r>
+    </w:p>
+    <w:p>
+      <w:r>
+        <w:rPr>
+          <w:rFonts w:ascii="Times New Roman" w:hAnsi="Times New Roman" w:eastAsia="宋体"/>
+          <w:sz w:val="18"/>
+        </w:rPr>
+        <w:t>链接:</w:t>
+      </w:r>
+      <w:hyperlink r:id="rId11">
+        <w:r>
+          <w:rPr>
+            <w:color w:val="0563C1"/>
+            <w:u w:val="single"/>
+          </w:rPr>
+          <w:t>OpenAI 为 ChatGPT 新增自动年龄检测，未满 18 岁用户将自动开启青少年模式</w:t>
+        </w:r>
+      </w:hyperlink>
+    </w:p>
+    <w:p>
+      <w:pPr>
+        <w:pStyle w:val="Heading3"/>
+      </w:pPr>
+      <w:r>
+        <w:rPr>
+          <w:rFonts w:ascii="Times New Roman" w:hAnsi="Times New Roman" w:eastAsia="黑体"/>
+          <w:b w:val="0"/>
+          <w:color w:val="888888"/>
+          <w:sz w:val="24"/>
+        </w:rPr>
+        <w:t>【C级·参考】</w:t>
+      </w:r>
+      <w:r>
+        <w:rPr>
+          <w:rFonts w:ascii="Times New Roman" w:hAnsi="Times New Roman" w:eastAsia="黑体"/>
+          <w:b w:val="0"/>
+          <w:color w:val="888888"/>
+          <w:sz w:val="24"/>
+        </w:rPr>
+        <w:t>华为徐直军回应“美国同行呼吁放缓 AI 开发”：中国模型更弱反而需要加快，不然怎么体会到风险</w:t>
+      </w:r>
+    </w:p>
+    <w:p>
+      <w:r>
+        <w:rPr>
+          <w:rFonts w:ascii="Times New Roman" w:hAnsi="Times New Roman" w:eastAsia="宋体"/>
+          <w:color w:val="888888"/>
+          <w:sz w:val="18"/>
+        </w:rPr>
+        <w:t>来源:IT之家 | 时间:10-07 14:13</w:t>
+      </w:r>
+    </w:p>
+    <w:p>
+      <w:r>
+        <w:rPr>
+          <w:rFonts w:ascii="Times New Roman" w:hAnsi="Times New Roman" w:eastAsia="宋体"/>
+          <w:sz w:val="18"/>
+        </w:rPr>
+        <w:t>链接:</w:t>
+      </w:r>
+      <w:hyperlink r:id="rId12">
+        <w:r>
+          <w:rPr>
+            <w:color w:val="0563C1"/>
+            <w:u w:val="single"/>
+          </w:rPr>
+          <w:t>华为徐直军回应“美国同行呼吁放缓 AI 开发”：中国模型更弱反而需要加快，不然怎么体会到风险</w:t>
+        </w:r>
+      </w:hyperlink>
+    </w:p>
+    <w:p>
+      <w:pPr>
+        <w:pStyle w:val="Heading3"/>
+      </w:pPr>
+      <w:r>
+        <w:rPr>
+          <w:rFonts w:ascii="Times New Roman" w:hAnsi="Times New Roman" w:eastAsia="黑体"/>
+          <w:b w:val="0"/>
+          <w:color w:val="888888"/>
+          <w:sz w:val="24"/>
+        </w:rPr>
+        <w:t>【C级·参考】</w:t>
+      </w:r>
+      <w:r>
+        <w:rPr>
+          <w:rFonts w:ascii="Times New Roman" w:hAnsi="Times New Roman" w:eastAsia="黑体"/>
+          <w:b w:val="0"/>
+          <w:color w:val="888888"/>
+          <w:sz w:val="24"/>
+        </w:rPr>
+        <w:t>AI 短剧爆火：制作成本仅为真人剧 1/10，平均每 36 秒诞生 1 部</w:t>
+      </w:r>
+    </w:p>
+    <w:p>
+      <w:r>
+        <w:rPr>
+          <w:rFonts w:ascii="Times New Roman" w:hAnsi="Times New Roman" w:eastAsia="宋体"/>
+          <w:color w:val="888888"/>
+          <w:sz w:val="18"/>
+        </w:rPr>
+        <w:t>来源:IT之家 | 时间:10-07 14:11</w:t>
+      </w:r>
+    </w:p>
+    <w:p>
+      <w:r>
+        <w:rPr>
+          <w:rFonts w:ascii="Times New Roman" w:hAnsi="Times New Roman" w:eastAsia="宋体"/>
+          <w:sz w:val="18"/>
+        </w:rPr>
+        <w:t>链接:</w:t>
+      </w:r>
+      <w:hyperlink r:id="rId13">
+        <w:r>
+          <w:rPr>
+            <w:color w:val="0563C1"/>
+            <w:u w:val="single"/>
+          </w:rPr>
+          <w:t>AI 短剧爆火：制作成本仅为真人剧 1/10，平均每 36 秒诞生 1 部</w:t>
+        </w:r>
+      </w:hyperlink>
+    </w:p>
+    <w:p>
+      <w:pPr>
+        <w:pStyle w:val="Heading3"/>
+      </w:pPr>
+      <w:r>
+        <w:rPr>
+          <w:rFonts w:ascii="Times New Roman" w:hAnsi="Times New Roman" w:eastAsia="黑体"/>
+          <w:b w:val="0"/>
+          <w:color w:val="888888"/>
+          <w:sz w:val="24"/>
+        </w:rPr>
+        <w:t>【C级·参考】</w:t>
+      </w:r>
+      <w:r>
+        <w:rPr>
+          <w:rFonts w:ascii="Times New Roman" w:hAnsi="Times New Roman" w:eastAsia="黑体"/>
+          <w:b w:val="0"/>
+          <w:color w:val="888888"/>
+          <w:sz w:val="24"/>
+        </w:rPr>
         <w:t>宏景科技声明：所有算力设备均通过合规商业渠道采购</w:t>
       </w:r>
     </w:p>
@@ -91,7 +346,7 @@
         </w:rPr>
         <w:t>链接:</w:t>
       </w:r>
-      <w:hyperlink r:id="rId9">
+      <w:hyperlink r:id="rId14">
         <w:r>
           <w:rPr>
             <w:color w:val="0563C1"/>
@@ -142,7 +397,7 @@
         </w:rPr>
         <w:t>链接:</w:t>
       </w:r>
-      <w:hyperlink r:id="rId10">
+      <w:hyperlink r:id="rId15">
         <w:r>
           <w:rPr>
             <w:color w:val="0563C1"/>
@@ -193,7 +448,7 @@
         </w:rPr>
         <w:t>链接:</w:t>
       </w:r>
-      <w:hyperlink r:id="rId11">
+      <w:hyperlink r:id="rId16">
         <w:r>
           <w:rPr>
             <w:color w:val="0563C1"/>
@@ -244,7 +499,7 @@
         </w:rPr>
         <w:t>链接:</w:t>
       </w:r>
-      <w:hyperlink r:id="rId12">
+      <w:hyperlink r:id="rId17">
         <w:r>
           <w:rPr>
             <w:color w:val="0563C1"/>
@@ -295,7 +550,7 @@
         </w:rPr>
         <w:t>链接:</w:t>
       </w:r>
-      <w:hyperlink r:id="rId13">
+      <w:hyperlink r:id="rId18">
         <w:r>
           <w:rPr>
             <w:color w:val="0563C1"/>
@@ -346,268 +601,13 @@
         </w:rPr>
         <w:t>链接:</w:t>
       </w:r>
-      <w:hyperlink r:id="rId14">
+      <w:hyperlink r:id="rId19">
         <w:r>
           <w:rPr>
             <w:color w:val="0563C1"/>
             <w:u w:val="single"/>
           </w:rPr>
           <w:t>谷歌 AI 图像模型 Nano Banana 2.1 发布，提升视觉设计、蒙版编辑、主体一致性</w:t>
-        </w:r>
-      </w:hyperlink>
-    </w:p>
-    <w:p>
-      <w:pPr>
-        <w:pStyle w:val="Heading3"/>
-      </w:pPr>
-      <w:r>
-        <w:rPr>
-          <w:rFonts w:ascii="Times New Roman" w:hAnsi="Times New Roman" w:eastAsia="黑体"/>
-          <w:b w:val="0"/>
-          <w:color w:val="888888"/>
-          <w:sz w:val="24"/>
-        </w:rPr>
-        <w:t>【C级·参考】</w:t>
-      </w:r>
-      <w:r>
-        <w:rPr>
-          <w:rFonts w:ascii="Times New Roman" w:hAnsi="Times New Roman" w:eastAsia="黑体"/>
-          <w:b w:val="0"/>
-          <w:color w:val="888888"/>
-          <w:sz w:val="24"/>
-        </w:rPr>
-        <w:t>AI 颠覆担忧消退，美国软件股创 2026 年阶段新高</w:t>
-      </w:r>
-    </w:p>
-    <w:p>
-      <w:r>
-        <w:rPr>
-          <w:rFonts w:ascii="Times New Roman" w:hAnsi="Times New Roman" w:eastAsia="宋体"/>
-          <w:color w:val="888888"/>
-          <w:sz w:val="18"/>
-        </w:rPr>
-        <w:t>来源:IT之家 | 时间:10-07 07:58</w:t>
-      </w:r>
-    </w:p>
-    <w:p>
-      <w:r>
-        <w:rPr>
-          <w:rFonts w:ascii="Times New Roman" w:hAnsi="Times New Roman" w:eastAsia="宋体"/>
-          <w:sz w:val="18"/>
-        </w:rPr>
-        <w:t>链接:</w:t>
-      </w:r>
-      <w:hyperlink r:id="rId15">
-        <w:r>
-          <w:rPr>
-            <w:color w:val="0563C1"/>
-            <w:u w:val="single"/>
-          </w:rPr>
-          <w:t>AI 颠覆担忧消退，美国软件股创 2026 年阶段新高</w:t>
-        </w:r>
-      </w:hyperlink>
-    </w:p>
-    <w:p>
-      <w:pPr>
-        <w:pStyle w:val="Heading3"/>
-      </w:pPr>
-      <w:r>
-        <w:rPr>
-          <w:rFonts w:ascii="Times New Roman" w:hAnsi="Times New Roman" w:eastAsia="黑体"/>
-          <w:b w:val="0"/>
-          <w:color w:val="888888"/>
-          <w:sz w:val="24"/>
-        </w:rPr>
-        <w:t>【C级·参考】</w:t>
-      </w:r>
-      <w:r>
-        <w:rPr>
-          <w:rFonts w:ascii="Times New Roman" w:hAnsi="Times New Roman" w:eastAsia="黑体"/>
-          <w:b w:val="0"/>
-          <w:color w:val="888888"/>
-          <w:sz w:val="24"/>
-        </w:rPr>
-        <w:t>OpenAI 发布又一批 AI 数学研究成果，攻破数百个悬而未决难题</w:t>
-      </w:r>
-    </w:p>
-    <w:p>
-      <w:r>
-        <w:rPr>
-          <w:rFonts w:ascii="Times New Roman" w:hAnsi="Times New Roman" w:eastAsia="宋体"/>
-          <w:color w:val="888888"/>
-          <w:sz w:val="18"/>
-        </w:rPr>
-        <w:t>来源:IT之家 | 时间:10-07 07:42</w:t>
-      </w:r>
-    </w:p>
-    <w:p>
-      <w:r>
-        <w:rPr>
-          <w:rFonts w:ascii="Times New Roman" w:hAnsi="Times New Roman" w:eastAsia="宋体"/>
-          <w:sz w:val="18"/>
-        </w:rPr>
-        <w:t>链接:</w:t>
-      </w:r>
-      <w:hyperlink r:id="rId16">
-        <w:r>
-          <w:rPr>
-            <w:color w:val="0563C1"/>
-            <w:u w:val="single"/>
-          </w:rPr>
-          <w:t>OpenAI 发布又一批 AI 数学研究成果，攻破数百个悬而未决难题</w:t>
-        </w:r>
-      </w:hyperlink>
-    </w:p>
-    <w:p>
-      <w:pPr>
-        <w:pStyle w:val="Heading3"/>
-      </w:pPr>
-      <w:r>
-        <w:rPr>
-          <w:rFonts w:ascii="Times New Roman" w:hAnsi="Times New Roman" w:eastAsia="黑体"/>
-          <w:b w:val="0"/>
-          <w:color w:val="888888"/>
-          <w:sz w:val="24"/>
-        </w:rPr>
-        <w:t>【C级·参考】</w:t>
-      </w:r>
-      <w:r>
-        <w:rPr>
-          <w:rFonts w:ascii="Times New Roman" w:hAnsi="Times New Roman" w:eastAsia="黑体"/>
-          <w:b w:val="0"/>
-          <w:color w:val="888888"/>
-          <w:sz w:val="24"/>
-        </w:rPr>
-        <w:t>落实特朗普行政令，美国司法部要求员工改称 AI 为“超级智能”</w:t>
-      </w:r>
-    </w:p>
-    <w:p>
-      <w:r>
-        <w:rPr>
-          <w:rFonts w:ascii="Times New Roman" w:hAnsi="Times New Roman" w:eastAsia="宋体"/>
-          <w:color w:val="888888"/>
-          <w:sz w:val="18"/>
-        </w:rPr>
-        <w:t>来源:IT之家 | 时间:10-07 07:31</w:t>
-      </w:r>
-    </w:p>
-    <w:p>
-      <w:r>
-        <w:rPr>
-          <w:rFonts w:ascii="Times New Roman" w:hAnsi="Times New Roman" w:eastAsia="宋体"/>
-          <w:sz w:val="18"/>
-        </w:rPr>
-        <w:t>链接:</w:t>
-      </w:r>
-      <w:hyperlink r:id="rId17">
-        <w:r>
-          <w:rPr>
-            <w:color w:val="0563C1"/>
-            <w:u w:val="single"/>
-          </w:rPr>
-          <w:t>落实特朗普行政令，美国司法部要求员工改称 AI 为“超级智能”</w:t>
-        </w:r>
-      </w:hyperlink>
-    </w:p>
-    <w:p>
-      <w:pPr>
-        <w:pStyle w:val="Heading3"/>
-      </w:pPr>
-      <w:r>
-        <w:rPr>
-          <w:rFonts w:ascii="Times New Roman" w:hAnsi="Times New Roman" w:eastAsia="黑体"/>
-          <w:b w:val="0"/>
-          <w:color w:val="888888"/>
-          <w:sz w:val="24"/>
-        </w:rPr>
-        <w:t>【C级·参考】</w:t>
-      </w:r>
-      <w:r>
-        <w:rPr>
-          <w:rFonts w:ascii="Times New Roman" w:hAnsi="Times New Roman" w:eastAsia="黑体"/>
-          <w:b w:val="0"/>
-          <w:color w:val="888888"/>
-          <w:sz w:val="24"/>
-        </w:rPr>
-        <w:t>消息称 SpaceX 计划募资 400 亿美元，用于采购英伟达 AI 芯片</w:t>
-      </w:r>
-    </w:p>
-    <w:p>
-      <w:r>
-        <w:rPr>
-          <w:rFonts w:ascii="Times New Roman" w:hAnsi="Times New Roman" w:eastAsia="宋体"/>
-          <w:color w:val="888888"/>
-          <w:sz w:val="18"/>
-        </w:rPr>
-        <w:t>来源:IT之家 | 时间:10-07 07:24</w:t>
-      </w:r>
-    </w:p>
-    <w:p>
-      <w:r>
-        <w:rPr>
-          <w:rFonts w:ascii="Times New Roman" w:hAnsi="Times New Roman" w:eastAsia="宋体"/>
-          <w:sz w:val="18"/>
-        </w:rPr>
-        <w:t>链接:</w:t>
-      </w:r>
-      <w:hyperlink r:id="rId18">
-        <w:r>
-          <w:rPr>
-            <w:color w:val="0563C1"/>
-            <w:u w:val="single"/>
-          </w:rPr>
-          <w:t>消息称 SpaceX 计划募资 400 亿美元，用于采购英伟达 AI 芯片</w:t>
-        </w:r>
-      </w:hyperlink>
-    </w:p>
-    <w:p>
-      <w:pPr>
-        <w:pStyle w:val="Heading3"/>
-      </w:pPr>
-      <w:r>
-        <w:rPr>
-          <w:rFonts w:ascii="Times New Roman" w:hAnsi="Times New Roman" w:eastAsia="黑体"/>
-          <w:b w:val="0"/>
-          <w:color w:val="888888"/>
-          <w:sz w:val="24"/>
-        </w:rPr>
-        <w:t>【C级·参考】</w:t>
-      </w:r>
-      <w:r>
-        <w:rPr>
-          <w:rFonts w:ascii="Times New Roman" w:hAnsi="Times New Roman" w:eastAsia="黑体"/>
-          <w:b w:val="0"/>
-          <w:color w:val="888888"/>
-          <w:sz w:val="24"/>
-        </w:rPr>
-        <w:t>LibreOffice：短期内默认版本不内置 AI 功能，用户可通过扩展自行接入本地模型</w:t>
-      </w:r>
-    </w:p>
-    <w:p>
-      <w:r>
-        <w:rPr>
-          <w:rFonts w:ascii="Times New Roman" w:hAnsi="Times New Roman" w:eastAsia="宋体"/>
-          <w:color w:val="888888"/>
-          <w:sz w:val="18"/>
-        </w:rPr>
-        <w:t>来源:IT之家 | 时间:10-07 07:19</w:t>
-      </w:r>
-    </w:p>
-    <w:p>
-      <w:r>
-        <w:rPr>
-          <w:rFonts w:ascii="Times New Roman" w:hAnsi="Times New Roman" w:eastAsia="宋体"/>
-          <w:sz w:val="18"/>
-        </w:rPr>
-        <w:t>链接:</w:t>
-      </w:r>
-      <w:hyperlink r:id="rId19">
-        <w:r>
-          <w:rPr>
-            <w:color w:val="0563C1"/>
-            <w:u w:val="single"/>
-          </w:rPr>
-          <w:t>LibreOffice：短期内默认版本不内置 AI 功能，用户可通过扩展自行接入本地模型</w:t>
         </w:r>
       </w:hyperlink>
     </w:p>
@@ -919,57 +919,6 @@
     </w:p>
     <w:p>
       <w:pPr>
-        <w:pStyle w:val="Heading3"/>
-      </w:pPr>
-      <w:r>
-        <w:rPr>
-          <w:rFonts w:ascii="Times New Roman" w:hAnsi="Times New Roman" w:eastAsia="黑体"/>
-          <w:b w:val="0"/>
-          <w:color w:val="888888"/>
-          <w:sz w:val="24"/>
-        </w:rPr>
-        <w:t>【C级·参考】</w:t>
-      </w:r>
-      <w:r>
-        <w:rPr>
-          <w:rFonts w:ascii="Times New Roman" w:hAnsi="Times New Roman" w:eastAsia="黑体"/>
-          <w:b w:val="0"/>
-          <w:color w:val="888888"/>
-          <w:sz w:val="24"/>
-        </w:rPr>
-        <w:t>挪威将提议在公共场所对 AI 眼镜实施临时禁令</w:t>
-      </w:r>
-    </w:p>
-    <w:p>
-      <w:r>
-        <w:rPr>
-          <w:rFonts w:ascii="Times New Roman" w:hAnsi="Times New Roman" w:eastAsia="宋体"/>
-          <w:color w:val="888888"/>
-          <w:sz w:val="18"/>
-        </w:rPr>
-        <w:t>来源:Bing新闻 | 时间:10-05 14:57</w:t>
-      </w:r>
-    </w:p>
-    <w:p>
-      <w:r>
-        <w:rPr>
-          <w:rFonts w:ascii="Times New Roman" w:hAnsi="Times New Roman" w:eastAsia="宋体"/>
-          <w:sz w:val="18"/>
-        </w:rPr>
-        <w:t>链接:</w:t>
-      </w:r>
-      <w:hyperlink r:id="rId26">
-        <w:r>
-          <w:rPr>
-            <w:color w:val="0563C1"/>
-            <w:u w:val="single"/>
-          </w:rPr>
-          <w:t>挪威将提议在公共场所对 AI 眼镜实施临时禁令</w:t>
-        </w:r>
-      </w:hyperlink>
-    </w:p>
-    <w:p>
-      <w:pPr>
         <w:pStyle w:val="Heading2"/>
       </w:pPr>
       <w:r>
@@ -1021,7 +970,7 @@
         </w:rPr>
         <w:t>链接:</w:t>
       </w:r>
-      <w:hyperlink r:id="rId27">
+      <w:hyperlink r:id="rId26">
         <w:r>
           <w:rPr>
             <w:color w:val="0563C1"/>
@@ -1084,7 +1033,7 @@
         </w:rPr>
         <w:t>链接:</w:t>
       </w:r>
-      <w:hyperlink r:id="rId28">
+      <w:hyperlink r:id="rId27">
         <w:r>
           <w:rPr>
             <w:color w:val="0563C1"/>
@@ -1164,7 +1113,7 @@
         </w:rPr>
         <w:t>链接:</w:t>
       </w:r>
-      <w:hyperlink r:id="rId29">
+      <w:hyperlink r:id="rId28">
         <w:r>
           <w:rPr>
             <w:color w:val="0563C1"/>
@@ -1215,7 +1164,7 @@
         </w:rPr>
         <w:t>链接:</w:t>
       </w:r>
-      <w:hyperlink r:id="rId30">
+      <w:hyperlink r:id="rId29">
         <w:r>
           <w:rPr>
             <w:color w:val="0563C1"/>
@@ -1266,7 +1215,7 @@
         </w:rPr>
         <w:t>链接:</w:t>
       </w:r>
-      <w:hyperlink r:id="rId31">
+      <w:hyperlink r:id="rId30">
         <w:r>
           <w:rPr>
             <w:color w:val="0563C1"/>
@@ -1317,64 +1266,13 @@
         </w:rPr>
         <w:t>链接:</w:t>
       </w:r>
-      <w:hyperlink r:id="rId32">
+      <w:hyperlink r:id="rId31">
         <w:r>
           <w:rPr>
             <w:color w:val="0563C1"/>
             <w:u w:val="single"/>
           </w:rPr>
           <w:t>微软 XBOX 夏尔马：游戏主机仍是核心，第 10 代将提供“一系列设备”</w:t>
-        </w:r>
-      </w:hyperlink>
-    </w:p>
-    <w:p>
-      <w:pPr>
-        <w:pStyle w:val="Heading3"/>
-      </w:pPr>
-      <w:r>
-        <w:rPr>
-          <w:rFonts w:ascii="Times New Roman" w:hAnsi="Times New Roman" w:eastAsia="黑体"/>
-          <w:b w:val="0"/>
-          <w:color w:val="888888"/>
-          <w:sz w:val="24"/>
-        </w:rPr>
-        <w:t>【C级·参考】</w:t>
-      </w:r>
-      <w:r>
-        <w:rPr>
-          <w:rFonts w:ascii="Times New Roman" w:hAnsi="Times New Roman" w:eastAsia="黑体"/>
-          <w:b w:val="0"/>
-          <w:color w:val="888888"/>
-          <w:sz w:val="24"/>
-        </w:rPr>
-        <w:t>微软回应称考虑将 WinXP 经典游戏《三维弹球》带回 Win11</w:t>
-      </w:r>
-    </w:p>
-    <w:p>
-      <w:r>
-        <w:rPr>
-          <w:rFonts w:ascii="Times New Roman" w:hAnsi="Times New Roman" w:eastAsia="宋体"/>
-          <w:color w:val="888888"/>
-          <w:sz w:val="18"/>
-        </w:rPr>
-        <w:t>来源:IT之家 | 时间:10-07 07:53</w:t>
-      </w:r>
-    </w:p>
-    <w:p>
-      <w:r>
-        <w:rPr>
-          <w:rFonts w:ascii="Times New Roman" w:hAnsi="Times New Roman" w:eastAsia="宋体"/>
-          <w:sz w:val="18"/>
-        </w:rPr>
-        <w:t>链接:</w:t>
-      </w:r>
-      <w:hyperlink r:id="rId33">
-        <w:r>
-          <w:rPr>
-            <w:color w:val="0563C1"/>
-            <w:u w:val="single"/>
-          </w:rPr>
-          <w:t>微软回应称考虑将 WinXP 经典游戏《三维弹球》带回 Win11</w:t>
         </w:r>
       </w:hyperlink>
     </w:p>
@@ -1421,7 +1319,7 @@
           <w:rFonts w:ascii="Times New Roman" w:hAnsi="Times New Roman" w:eastAsia="宋体"/>
           <w:sz w:val="18"/>
         </w:rPr>
-        <w:t>IT之家(60)、GameLook(0)、HackerNews(7)、Bing新闻(4)</w:t>
+        <w:t>IT之家(60)、GameLook(0)、HackerNews(8)、Bing新闻(3)</w:t>
       </w:r>
     </w:p>
     <w:p>

--- a/briefings/线口监测午报-2026-10-07.docx
+++ b/briefings/线口监测午报-2026-10-07.docx
@@ -22,7 +22,7 @@
           <w:color w:val="888888"/>
           <w:sz w:val="18"/>
         </w:rPr>
-        <w:t>监测窗口:近48小时 | 生成时间:2026-10-07 15:16</w:t>
+        <w:t>监测窗口:近48小时 | 生成时间:2026-10-07 22:26</w:t>
       </w:r>
     </w:p>
     <w:p>
@@ -70,7 +70,364 @@
           <w:color w:val="888888"/>
           <w:sz w:val="24"/>
         </w:rPr>
-        <w:t>英特尔 Nova Lake-S 处理器命名添新证据：AIDA64 列出 4xxx 系列</w:t>
+        <w:t>谷歌携手 Unity 推出 AI 游戏平台 Playground：支持自然语言创作，降低开发门槛</w:t>
+      </w:r>
+    </w:p>
+    <w:p>
+      <w:r>
+        <w:rPr>
+          <w:rFonts w:ascii="Times New Roman" w:hAnsi="Times New Roman" w:eastAsia="宋体"/>
+          <w:color w:val="888888"/>
+          <w:sz w:val="18"/>
+        </w:rPr>
+        <w:t>来源:IT之家 | 时间:10-07 22:09</w:t>
+      </w:r>
+    </w:p>
+    <w:p>
+      <w:r>
+        <w:rPr>
+          <w:rFonts w:ascii="Times New Roman" w:hAnsi="Times New Roman" w:eastAsia="宋体"/>
+          <w:sz w:val="18"/>
+        </w:rPr>
+        <w:t>链接:</w:t>
+      </w:r>
+      <w:hyperlink r:id="rId9">
+        <w:r>
+          <w:rPr>
+            <w:color w:val="0563C1"/>
+            <w:u w:val="single"/>
+          </w:rPr>
+          <w:t>谷歌携手 Unity 推出 AI 游戏平台 Playground：支持自然语言创作，降低开发门槛</w:t>
+        </w:r>
+      </w:hyperlink>
+    </w:p>
+    <w:p>
+      <w:pPr>
+        <w:pStyle w:val="Heading3"/>
+      </w:pPr>
+      <w:r>
+        <w:rPr>
+          <w:rFonts w:ascii="Times New Roman" w:hAnsi="Times New Roman" w:eastAsia="黑体"/>
+          <w:b w:val="0"/>
+          <w:color w:val="888888"/>
+          <w:sz w:val="24"/>
+        </w:rPr>
+        <w:t>【C级·参考】</w:t>
+      </w:r>
+      <w:r>
+        <w:rPr>
+          <w:rFonts w:ascii="Times New Roman" w:hAnsi="Times New Roman" w:eastAsia="黑体"/>
+          <w:b w:val="0"/>
+          <w:color w:val="888888"/>
+          <w:sz w:val="24"/>
+        </w:rPr>
+        <w:t>AMD 苏姿丰承诺 2027 年大幅增加 AI 数据中心芯片供应</w:t>
+      </w:r>
+    </w:p>
+    <w:p>
+      <w:r>
+        <w:rPr>
+          <w:rFonts w:ascii="Times New Roman" w:hAnsi="Times New Roman" w:eastAsia="宋体"/>
+          <w:color w:val="888888"/>
+          <w:sz w:val="18"/>
+        </w:rPr>
+        <w:t>来源:IT之家 | 时间:10-07 21:06</w:t>
+      </w:r>
+    </w:p>
+    <w:p>
+      <w:r>
+        <w:rPr>
+          <w:rFonts w:ascii="Times New Roman" w:hAnsi="Times New Roman" w:eastAsia="宋体"/>
+          <w:sz w:val="18"/>
+        </w:rPr>
+        <w:t>链接:</w:t>
+      </w:r>
+      <w:hyperlink r:id="rId10">
+        <w:r>
+          <w:rPr>
+            <w:color w:val="0563C1"/>
+            <w:u w:val="single"/>
+          </w:rPr>
+          <w:t>AMD 苏姿丰承诺 2027 年大幅增加 AI 数据中心芯片供应</w:t>
+        </w:r>
+      </w:hyperlink>
+    </w:p>
+    <w:p>
+      <w:pPr>
+        <w:pStyle w:val="Heading3"/>
+      </w:pPr>
+      <w:r>
+        <w:rPr>
+          <w:rFonts w:ascii="Times New Roman" w:hAnsi="Times New Roman" w:eastAsia="黑体"/>
+          <w:b w:val="0"/>
+          <w:color w:val="888888"/>
+          <w:sz w:val="24"/>
+        </w:rPr>
+        <w:t>【C级·参考】</w:t>
+      </w:r>
+      <w:r>
+        <w:rPr>
+          <w:rFonts w:ascii="Times New Roman" w:hAnsi="Times New Roman" w:eastAsia="黑体"/>
+          <w:b w:val="0"/>
+          <w:color w:val="888888"/>
+          <w:sz w:val="24"/>
+        </w:rPr>
+        <w:t>谷歌 Gmail 新功能曝光：Gemini 帮你回邮件</w:t>
+      </w:r>
+    </w:p>
+    <w:p>
+      <w:r>
+        <w:rPr>
+          <w:rFonts w:ascii="Times New Roman" w:hAnsi="Times New Roman" w:eastAsia="宋体"/>
+          <w:color w:val="888888"/>
+          <w:sz w:val="18"/>
+        </w:rPr>
+        <w:t>来源:IT之家 | 时间:10-07 19:44</w:t>
+      </w:r>
+    </w:p>
+    <w:p>
+      <w:r>
+        <w:rPr>
+          <w:rFonts w:ascii="Times New Roman" w:hAnsi="Times New Roman" w:eastAsia="宋体"/>
+          <w:sz w:val="18"/>
+        </w:rPr>
+        <w:t>链接:</w:t>
+      </w:r>
+      <w:hyperlink r:id="rId11">
+        <w:r>
+          <w:rPr>
+            <w:color w:val="0563C1"/>
+            <w:u w:val="single"/>
+          </w:rPr>
+          <w:t>谷歌 Gmail 新功能曝光：Gemini 帮你回邮件</w:t>
+        </w:r>
+      </w:hyperlink>
+    </w:p>
+    <w:p>
+      <w:pPr>
+        <w:pStyle w:val="Heading3"/>
+      </w:pPr>
+      <w:r>
+        <w:rPr>
+          <w:rFonts w:ascii="Times New Roman" w:hAnsi="Times New Roman" w:eastAsia="黑体"/>
+          <w:b w:val="0"/>
+          <w:color w:val="888888"/>
+          <w:sz w:val="24"/>
+        </w:rPr>
+        <w:t>【C级·参考】</w:t>
+      </w:r>
+      <w:r>
+        <w:rPr>
+          <w:rFonts w:ascii="Times New Roman" w:hAnsi="Times New Roman" w:eastAsia="黑体"/>
+          <w:b w:val="0"/>
+          <w:color w:val="888888"/>
+          <w:sz w:val="24"/>
+        </w:rPr>
+        <w:t>2027 款深蓝 L06 新车官宣：定位“长续航磁流变 AI 轿跑”，搭载两只“龙虾”</w:t>
+      </w:r>
+    </w:p>
+    <w:p>
+      <w:r>
+        <w:rPr>
+          <w:rFonts w:ascii="Times New Roman" w:hAnsi="Times New Roman" w:eastAsia="宋体"/>
+          <w:color w:val="888888"/>
+          <w:sz w:val="18"/>
+        </w:rPr>
+        <w:t>来源:IT之家 | 时间:10-07 19:02</w:t>
+      </w:r>
+    </w:p>
+    <w:p>
+      <w:r>
+        <w:rPr>
+          <w:rFonts w:ascii="Times New Roman" w:hAnsi="Times New Roman" w:eastAsia="宋体"/>
+          <w:sz w:val="18"/>
+        </w:rPr>
+        <w:t>链接:</w:t>
+      </w:r>
+      <w:hyperlink r:id="rId12">
+        <w:r>
+          <w:rPr>
+            <w:color w:val="0563C1"/>
+            <w:u w:val="single"/>
+          </w:rPr>
+          <w:t>2027 款深蓝 L06 新车官宣：定位“长续航磁流变 AI 轿跑”，搭载两只“龙虾”</w:t>
+        </w:r>
+      </w:hyperlink>
+    </w:p>
+    <w:p>
+      <w:pPr>
+        <w:pStyle w:val="Heading3"/>
+      </w:pPr>
+      <w:r>
+        <w:rPr>
+          <w:rFonts w:ascii="Times New Roman" w:hAnsi="Times New Roman" w:eastAsia="黑体"/>
+          <w:b w:val="0"/>
+          <w:color w:val="888888"/>
+          <w:sz w:val="24"/>
+        </w:rPr>
+        <w:t>【C级·参考】</w:t>
+      </w:r>
+      <w:r>
+        <w:rPr>
+          <w:rFonts w:ascii="Times New Roman" w:hAnsi="Times New Roman" w:eastAsia="黑体"/>
+          <w:b w:val="0"/>
+          <w:color w:val="888888"/>
+          <w:sz w:val="24"/>
+        </w:rPr>
+        <w:t>微软、OpenAI 遭美国多家地方媒体起诉，被指侵犯版权</w:t>
+      </w:r>
+    </w:p>
+    <w:p>
+      <w:r>
+        <w:rPr>
+          <w:rFonts w:ascii="Times New Roman" w:hAnsi="Times New Roman" w:eastAsia="宋体"/>
+          <w:color w:val="888888"/>
+          <w:sz w:val="18"/>
+        </w:rPr>
+        <w:t>来源:IT之家 | 时间:10-07 18:19</w:t>
+      </w:r>
+    </w:p>
+    <w:p>
+      <w:r>
+        <w:rPr>
+          <w:rFonts w:ascii="Times New Roman" w:hAnsi="Times New Roman" w:eastAsia="宋体"/>
+          <w:sz w:val="18"/>
+        </w:rPr>
+        <w:t>链接:</w:t>
+      </w:r>
+      <w:hyperlink r:id="rId13">
+        <w:r>
+          <w:rPr>
+            <w:color w:val="0563C1"/>
+            <w:u w:val="single"/>
+          </w:rPr>
+          <w:t>微软、OpenAI 遭美国多家地方媒体起诉，被指侵犯版权</w:t>
+        </w:r>
+      </w:hyperlink>
+    </w:p>
+    <w:p>
+      <w:pPr>
+        <w:pStyle w:val="Heading3"/>
+      </w:pPr>
+      <w:r>
+        <w:rPr>
+          <w:rFonts w:ascii="Times New Roman" w:hAnsi="Times New Roman" w:eastAsia="黑体"/>
+          <w:b w:val="0"/>
+          <w:color w:val="888888"/>
+          <w:sz w:val="24"/>
+        </w:rPr>
+        <w:t>【C级·参考】</w:t>
+      </w:r>
+      <w:r>
+        <w:rPr>
+          <w:rFonts w:ascii="Times New Roman" w:hAnsi="Times New Roman" w:eastAsia="黑体"/>
+          <w:b w:val="0"/>
+          <w:color w:val="888888"/>
+          <w:sz w:val="24"/>
+        </w:rPr>
+        <w:t>Nobel Prize in Chemistry 2026 to Henri B. Kagan and Kenso Soai</w:t>
+      </w:r>
+    </w:p>
+    <w:p>
+      <w:r>
+        <w:rPr>
+          <w:rFonts w:ascii="Times New Roman" w:hAnsi="Times New Roman" w:eastAsia="宋体"/>
+          <w:color w:val="888888"/>
+          <w:sz w:val="18"/>
+        </w:rPr>
+        <w:t>来源:Hacker News | 时间:10-07 17:51</w:t>
+      </w:r>
+    </w:p>
+    <w:p>
+      <w:r>
+        <w:rPr>
+          <w:rFonts w:ascii="Times New Roman" w:hAnsi="Times New Roman" w:eastAsia="宋体"/>
+          <w:sz w:val="18"/>
+        </w:rPr>
+        <w:t>链接:</w:t>
+      </w:r>
+      <w:hyperlink r:id="rId14">
+        <w:r>
+          <w:rPr>
+            <w:color w:val="0563C1"/>
+            <w:u w:val="single"/>
+          </w:rPr>
+          <w:t>Nobel Prize in Chemistry 2026 to Henri B. Kagan and Kenso Soai</w:t>
+        </w:r>
+      </w:hyperlink>
+    </w:p>
+    <w:p>
+      <w:pPr>
+        <w:pStyle w:val="Heading3"/>
+      </w:pPr>
+      <w:r>
+        <w:rPr>
+          <w:rFonts w:ascii="Times New Roman" w:hAnsi="Times New Roman" w:eastAsia="黑体"/>
+          <w:b w:val="0"/>
+          <w:color w:val="888888"/>
+          <w:sz w:val="24"/>
+        </w:rPr>
+        <w:t>【C级·参考】</w:t>
+      </w:r>
+      <w:r>
+        <w:rPr>
+          <w:rFonts w:ascii="Times New Roman" w:hAnsi="Times New Roman" w:eastAsia="黑体"/>
+          <w:b w:val="0"/>
+          <w:color w:val="888888"/>
+          <w:sz w:val="24"/>
+        </w:rPr>
+        <w:t>谷歌推出全新 macOS 应用 AI Edge Foresight，支持离线记录会议纪要</w:t>
+      </w:r>
+    </w:p>
+    <w:p>
+      <w:r>
+        <w:rPr>
+          <w:rFonts w:ascii="Times New Roman" w:hAnsi="Times New Roman" w:eastAsia="宋体"/>
+          <w:color w:val="888888"/>
+          <w:sz w:val="18"/>
+        </w:rPr>
+        <w:t>来源:IT之家 | 时间:10-07 15:32</w:t>
+      </w:r>
+    </w:p>
+    <w:p>
+      <w:r>
+        <w:rPr>
+          <w:rFonts w:ascii="Times New Roman" w:hAnsi="Times New Roman" w:eastAsia="宋体"/>
+          <w:sz w:val="18"/>
+        </w:rPr>
+        <w:t>链接:</w:t>
+      </w:r>
+      <w:hyperlink r:id="rId15">
+        <w:r>
+          <w:rPr>
+            <w:color w:val="0563C1"/>
+            <w:u w:val="single"/>
+          </w:rPr>
+          <w:t>谷歌推出全新 macOS 应用 AI Edge Foresight，支持离线记录会议纪要</w:t>
+        </w:r>
+      </w:hyperlink>
+    </w:p>
+    <w:p>
+      <w:pPr>
+        <w:pStyle w:val="Heading3"/>
+      </w:pPr>
+      <w:r>
+        <w:rPr>
+          <w:rFonts w:ascii="Times New Roman" w:hAnsi="Times New Roman" w:eastAsia="黑体"/>
+          <w:b w:val="0"/>
+          <w:color w:val="888888"/>
+          <w:sz w:val="24"/>
+        </w:rPr>
+        <w:t>【C级·参考】</w:t>
+      </w:r>
+      <w:r>
+        <w:rPr>
+          <w:rFonts w:ascii="Times New Roman" w:hAnsi="Times New Roman" w:eastAsia="黑体"/>
+          <w:b w:val="0"/>
+          <w:color w:val="888888"/>
+          <w:sz w:val="24"/>
+        </w:rPr>
+        <w:t>改为 4 位数：英特尔 Nova Lake-S 处理器命名添新证据，AIDA64 列出 4xxx 系列</w:t>
       </w:r>
     </w:p>
     <w:p>
@@ -91,13 +448,13 @@
         </w:rPr>
         <w:t>链接:</w:t>
       </w:r>
-      <w:hyperlink r:id="rId9">
+      <w:hyperlink r:id="rId16">
         <w:r>
           <w:rPr>
             <w:color w:val="0563C1"/>
             <w:u w:val="single"/>
           </w:rPr>
-          <w:t>英特尔 Nova Lake-S 处理器命名添新证据：AIDA64 列出 4xxx 系列</w:t>
+          <w:t>改为 4 位数：英特尔 Nova Lake-S 处理器命名添新证据，AIDA64 列出 4xxx 系列</w:t>
         </w:r>
       </w:hyperlink>
     </w:p>
@@ -142,7 +499,7 @@
         </w:rPr>
         <w:t>链接:</w:t>
       </w:r>
-      <w:hyperlink r:id="rId10">
+      <w:hyperlink r:id="rId17">
         <w:r>
           <w:rPr>
             <w:color w:val="0563C1"/>
@@ -193,421 +550,13 @@
         </w:rPr>
         <w:t>链接:</w:t>
       </w:r>
-      <w:hyperlink r:id="rId11">
+      <w:hyperlink r:id="rId18">
         <w:r>
           <w:rPr>
             <w:color w:val="0563C1"/>
             <w:u w:val="single"/>
           </w:rPr>
           <w:t>OpenAI 为 ChatGPT 新增自动年龄检测，未满 18 岁用户将自动开启青少年模式</w:t>
-        </w:r>
-      </w:hyperlink>
-    </w:p>
-    <w:p>
-      <w:pPr>
-        <w:pStyle w:val="Heading3"/>
-      </w:pPr>
-      <w:r>
-        <w:rPr>
-          <w:rFonts w:ascii="Times New Roman" w:hAnsi="Times New Roman" w:eastAsia="黑体"/>
-          <w:b w:val="0"/>
-          <w:color w:val="888888"/>
-          <w:sz w:val="24"/>
-        </w:rPr>
-        <w:t>【C级·参考】</w:t>
-      </w:r>
-      <w:r>
-        <w:rPr>
-          <w:rFonts w:ascii="Times New Roman" w:hAnsi="Times New Roman" w:eastAsia="黑体"/>
-          <w:b w:val="0"/>
-          <w:color w:val="888888"/>
-          <w:sz w:val="24"/>
-        </w:rPr>
-        <w:t>华为徐直军回应“美国同行呼吁放缓 AI 开发”：中国模型更弱反而需要加快，不然怎么体会到风险</w:t>
-      </w:r>
-    </w:p>
-    <w:p>
-      <w:r>
-        <w:rPr>
-          <w:rFonts w:ascii="Times New Roman" w:hAnsi="Times New Roman" w:eastAsia="宋体"/>
-          <w:color w:val="888888"/>
-          <w:sz w:val="18"/>
-        </w:rPr>
-        <w:t>来源:IT之家 | 时间:10-07 14:13</w:t>
-      </w:r>
-    </w:p>
-    <w:p>
-      <w:r>
-        <w:rPr>
-          <w:rFonts w:ascii="Times New Roman" w:hAnsi="Times New Roman" w:eastAsia="宋体"/>
-          <w:sz w:val="18"/>
-        </w:rPr>
-        <w:t>链接:</w:t>
-      </w:r>
-      <w:hyperlink r:id="rId12">
-        <w:r>
-          <w:rPr>
-            <w:color w:val="0563C1"/>
-            <w:u w:val="single"/>
-          </w:rPr>
-          <w:t>华为徐直军回应“美国同行呼吁放缓 AI 开发”：中国模型更弱反而需要加快，不然怎么体会到风险</w:t>
-        </w:r>
-      </w:hyperlink>
-    </w:p>
-    <w:p>
-      <w:pPr>
-        <w:pStyle w:val="Heading3"/>
-      </w:pPr>
-      <w:r>
-        <w:rPr>
-          <w:rFonts w:ascii="Times New Roman" w:hAnsi="Times New Roman" w:eastAsia="黑体"/>
-          <w:b w:val="0"/>
-          <w:color w:val="888888"/>
-          <w:sz w:val="24"/>
-        </w:rPr>
-        <w:t>【C级·参考】</w:t>
-      </w:r>
-      <w:r>
-        <w:rPr>
-          <w:rFonts w:ascii="Times New Roman" w:hAnsi="Times New Roman" w:eastAsia="黑体"/>
-          <w:b w:val="0"/>
-          <w:color w:val="888888"/>
-          <w:sz w:val="24"/>
-        </w:rPr>
-        <w:t>AI 短剧爆火：制作成本仅为真人剧 1/10，平均每 36 秒诞生 1 部</w:t>
-      </w:r>
-    </w:p>
-    <w:p>
-      <w:r>
-        <w:rPr>
-          <w:rFonts w:ascii="Times New Roman" w:hAnsi="Times New Roman" w:eastAsia="宋体"/>
-          <w:color w:val="888888"/>
-          <w:sz w:val="18"/>
-        </w:rPr>
-        <w:t>来源:IT之家 | 时间:10-07 14:11</w:t>
-      </w:r>
-    </w:p>
-    <w:p>
-      <w:r>
-        <w:rPr>
-          <w:rFonts w:ascii="Times New Roman" w:hAnsi="Times New Roman" w:eastAsia="宋体"/>
-          <w:sz w:val="18"/>
-        </w:rPr>
-        <w:t>链接:</w:t>
-      </w:r>
-      <w:hyperlink r:id="rId13">
-        <w:r>
-          <w:rPr>
-            <w:color w:val="0563C1"/>
-            <w:u w:val="single"/>
-          </w:rPr>
-          <w:t>AI 短剧爆火：制作成本仅为真人剧 1/10，平均每 36 秒诞生 1 部</w:t>
-        </w:r>
-      </w:hyperlink>
-    </w:p>
-    <w:p>
-      <w:pPr>
-        <w:pStyle w:val="Heading3"/>
-      </w:pPr>
-      <w:r>
-        <w:rPr>
-          <w:rFonts w:ascii="Times New Roman" w:hAnsi="Times New Roman" w:eastAsia="黑体"/>
-          <w:b w:val="0"/>
-          <w:color w:val="888888"/>
-          <w:sz w:val="24"/>
-        </w:rPr>
-        <w:t>【C级·参考】</w:t>
-      </w:r>
-      <w:r>
-        <w:rPr>
-          <w:rFonts w:ascii="Times New Roman" w:hAnsi="Times New Roman" w:eastAsia="黑体"/>
-          <w:b w:val="0"/>
-          <w:color w:val="888888"/>
-          <w:sz w:val="24"/>
-        </w:rPr>
-        <w:t>宏景科技声明：所有算力设备均通过合规商业渠道采购</w:t>
-      </w:r>
-    </w:p>
-    <w:p>
-      <w:r>
-        <w:rPr>
-          <w:rFonts w:ascii="Times New Roman" w:hAnsi="Times New Roman" w:eastAsia="宋体"/>
-          <w:color w:val="888888"/>
-          <w:sz w:val="18"/>
-        </w:rPr>
-        <w:t>来源:IT之家 | 时间:10-07 13:20</w:t>
-      </w:r>
-    </w:p>
-    <w:p>
-      <w:r>
-        <w:rPr>
-          <w:rFonts w:ascii="Times New Roman" w:hAnsi="Times New Roman" w:eastAsia="宋体"/>
-          <w:sz w:val="18"/>
-        </w:rPr>
-        <w:t>链接:</w:t>
-      </w:r>
-      <w:hyperlink r:id="rId14">
-        <w:r>
-          <w:rPr>
-            <w:color w:val="0563C1"/>
-            <w:u w:val="single"/>
-          </w:rPr>
-          <w:t>宏景科技声明：所有算力设备均通过合规商业渠道采购</w:t>
-        </w:r>
-      </w:hyperlink>
-    </w:p>
-    <w:p>
-      <w:pPr>
-        <w:pStyle w:val="Heading3"/>
-      </w:pPr>
-      <w:r>
-        <w:rPr>
-          <w:rFonts w:ascii="Times New Roman" w:hAnsi="Times New Roman" w:eastAsia="黑体"/>
-          <w:b w:val="0"/>
-          <w:color w:val="888888"/>
-          <w:sz w:val="24"/>
-        </w:rPr>
-        <w:t>【C级·参考】</w:t>
-      </w:r>
-      <w:r>
-        <w:rPr>
-          <w:rFonts w:ascii="Times New Roman" w:hAnsi="Times New Roman" w:eastAsia="黑体"/>
-          <w:b w:val="0"/>
-          <w:color w:val="888888"/>
-          <w:sz w:val="24"/>
-        </w:rPr>
-        <w:t>“AI 教父”辛顿提议 AI 行业建立 FDA 式审批机制：模型推出前需通过安全审核</w:t>
-      </w:r>
-    </w:p>
-    <w:p>
-      <w:r>
-        <w:rPr>
-          <w:rFonts w:ascii="Times New Roman" w:hAnsi="Times New Roman" w:eastAsia="宋体"/>
-          <w:color w:val="888888"/>
-          <w:sz w:val="18"/>
-        </w:rPr>
-        <w:t>来源:IT之家 | 时间:10-07 12:32</w:t>
-      </w:r>
-    </w:p>
-    <w:p>
-      <w:r>
-        <w:rPr>
-          <w:rFonts w:ascii="Times New Roman" w:hAnsi="Times New Roman" w:eastAsia="宋体"/>
-          <w:sz w:val="18"/>
-        </w:rPr>
-        <w:t>链接:</w:t>
-      </w:r>
-      <w:hyperlink r:id="rId15">
-        <w:r>
-          <w:rPr>
-            <w:color w:val="0563C1"/>
-            <w:u w:val="single"/>
-          </w:rPr>
-          <w:t>“AI 教父”辛顿提议 AI 行业建立 FDA 式审批机制：模型推出前需通过安全审核</w:t>
-        </w:r>
-      </w:hyperlink>
-    </w:p>
-    <w:p>
-      <w:pPr>
-        <w:pStyle w:val="Heading3"/>
-      </w:pPr>
-      <w:r>
-        <w:rPr>
-          <w:rFonts w:ascii="Times New Roman" w:hAnsi="Times New Roman" w:eastAsia="黑体"/>
-          <w:b w:val="0"/>
-          <w:color w:val="888888"/>
-          <w:sz w:val="24"/>
-        </w:rPr>
-        <w:t>【C级·参考】</w:t>
-      </w:r>
-      <w:r>
-        <w:rPr>
-          <w:rFonts w:ascii="Times New Roman" w:hAnsi="Times New Roman" w:eastAsia="黑体"/>
-          <w:b w:val="0"/>
-          <w:color w:val="888888"/>
-          <w:sz w:val="24"/>
-        </w:rPr>
-        <w:t>微软 Surface Laptop Ultra 笔记本规格曝光：最高 128GB 内存，面向 AI 开发和内容创作</w:t>
-      </w:r>
-    </w:p>
-    <w:p>
-      <w:r>
-        <w:rPr>
-          <w:rFonts w:ascii="Times New Roman" w:hAnsi="Times New Roman" w:eastAsia="宋体"/>
-          <w:color w:val="888888"/>
-          <w:sz w:val="18"/>
-        </w:rPr>
-        <w:t>来源:IT之家 | 时间:10-07 11:30</w:t>
-      </w:r>
-    </w:p>
-    <w:p>
-      <w:r>
-        <w:rPr>
-          <w:rFonts w:ascii="Times New Roman" w:hAnsi="Times New Roman" w:eastAsia="宋体"/>
-          <w:sz w:val="18"/>
-        </w:rPr>
-        <w:t>链接:</w:t>
-      </w:r>
-      <w:hyperlink r:id="rId16">
-        <w:r>
-          <w:rPr>
-            <w:color w:val="0563C1"/>
-            <w:u w:val="single"/>
-          </w:rPr>
-          <w:t>微软 Surface Laptop Ultra 笔记本规格曝光：最高 128GB 内存，面向 AI 开发和内容创作</w:t>
-        </w:r>
-      </w:hyperlink>
-    </w:p>
-    <w:p>
-      <w:pPr>
-        <w:pStyle w:val="Heading3"/>
-      </w:pPr>
-      <w:r>
-        <w:rPr>
-          <w:rFonts w:ascii="Times New Roman" w:hAnsi="Times New Roman" w:eastAsia="黑体"/>
-          <w:b w:val="0"/>
-          <w:color w:val="888888"/>
-          <w:sz w:val="24"/>
-        </w:rPr>
-        <w:t>【C级·参考】</w:t>
-      </w:r>
-      <w:r>
-        <w:rPr>
-          <w:rFonts w:ascii="Times New Roman" w:hAnsi="Times New Roman" w:eastAsia="黑体"/>
-          <w:b w:val="0"/>
-          <w:color w:val="888888"/>
-          <w:sz w:val="24"/>
-        </w:rPr>
-        <w:t>“非洲手机之王”传音控股拟赴港上市：最高募资 33.6 亿港元，加码 AI 研发</w:t>
-      </w:r>
-    </w:p>
-    <w:p>
-      <w:r>
-        <w:rPr>
-          <w:rFonts w:ascii="Times New Roman" w:hAnsi="Times New Roman" w:eastAsia="宋体"/>
-          <w:color w:val="888888"/>
-          <w:sz w:val="18"/>
-        </w:rPr>
-        <w:t>来源:IT之家 | 时间:10-07 11:21</w:t>
-      </w:r>
-    </w:p>
-    <w:p>
-      <w:r>
-        <w:rPr>
-          <w:rFonts w:ascii="Times New Roman" w:hAnsi="Times New Roman" w:eastAsia="宋体"/>
-          <w:sz w:val="18"/>
-        </w:rPr>
-        <w:t>链接:</w:t>
-      </w:r>
-      <w:hyperlink r:id="rId17">
-        <w:r>
-          <w:rPr>
-            <w:color w:val="0563C1"/>
-            <w:u w:val="single"/>
-          </w:rPr>
-          <w:t>“非洲手机之王”传音控股拟赴港上市：最高募资 33.6 亿港元，加码 AI 研发</w:t>
-        </w:r>
-      </w:hyperlink>
-    </w:p>
-    <w:p>
-      <w:pPr>
-        <w:pStyle w:val="Heading3"/>
-      </w:pPr>
-      <w:r>
-        <w:rPr>
-          <w:rFonts w:ascii="Times New Roman" w:hAnsi="Times New Roman" w:eastAsia="黑体"/>
-          <w:b w:val="0"/>
-          <w:color w:val="888888"/>
-          <w:sz w:val="24"/>
-        </w:rPr>
-        <w:t>【C级·参考】</w:t>
-      </w:r>
-      <w:r>
-        <w:rPr>
-          <w:rFonts w:ascii="Times New Roman" w:hAnsi="Times New Roman" w:eastAsia="黑体"/>
-          <w:b w:val="0"/>
-          <w:color w:val="888888"/>
-          <w:sz w:val="24"/>
-        </w:rPr>
-        <w:t>谷歌 Fitbit Edge 手环再曝光：内置 AI 健身教练，4 种配色组合</w:t>
-      </w:r>
-    </w:p>
-    <w:p>
-      <w:r>
-        <w:rPr>
-          <w:rFonts w:ascii="Times New Roman" w:hAnsi="Times New Roman" w:eastAsia="宋体"/>
-          <w:color w:val="888888"/>
-          <w:sz w:val="18"/>
-        </w:rPr>
-        <w:t>来源:IT之家 | 时间:10-07 11:02</w:t>
-      </w:r>
-    </w:p>
-    <w:p>
-      <w:r>
-        <w:rPr>
-          <w:rFonts w:ascii="Times New Roman" w:hAnsi="Times New Roman" w:eastAsia="宋体"/>
-          <w:sz w:val="18"/>
-        </w:rPr>
-        <w:t>链接:</w:t>
-      </w:r>
-      <w:hyperlink r:id="rId18">
-        <w:r>
-          <w:rPr>
-            <w:color w:val="0563C1"/>
-            <w:u w:val="single"/>
-          </w:rPr>
-          <w:t>谷歌 Fitbit Edge 手环再曝光：内置 AI 健身教练，4 种配色组合</w:t>
-        </w:r>
-      </w:hyperlink>
-    </w:p>
-    <w:p>
-      <w:pPr>
-        <w:pStyle w:val="Heading3"/>
-      </w:pPr>
-      <w:r>
-        <w:rPr>
-          <w:rFonts w:ascii="Times New Roman" w:hAnsi="Times New Roman" w:eastAsia="黑体"/>
-          <w:b w:val="0"/>
-          <w:color w:val="888888"/>
-          <w:sz w:val="24"/>
-        </w:rPr>
-        <w:t>【C级·参考】</w:t>
-      </w:r>
-      <w:r>
-        <w:rPr>
-          <w:rFonts w:ascii="Times New Roman" w:hAnsi="Times New Roman" w:eastAsia="黑体"/>
-          <w:b w:val="0"/>
-          <w:color w:val="888888"/>
-          <w:sz w:val="24"/>
-        </w:rPr>
-        <w:t>谷歌 AI 图像模型 Nano Banana 2.1 发布，提升视觉设计、蒙版编辑、主体一致性</w:t>
-      </w:r>
-    </w:p>
-    <w:p>
-      <w:r>
-        <w:rPr>
-          <w:rFonts w:ascii="Times New Roman" w:hAnsi="Times New Roman" w:eastAsia="宋体"/>
-          <w:color w:val="888888"/>
-          <w:sz w:val="18"/>
-        </w:rPr>
-        <w:t>来源:IT之家 | 时间:10-07 09:01</w:t>
-      </w:r>
-    </w:p>
-    <w:p>
-      <w:r>
-        <w:rPr>
-          <w:rFonts w:ascii="Times New Roman" w:hAnsi="Times New Roman" w:eastAsia="宋体"/>
-          <w:sz w:val="18"/>
-        </w:rPr>
-        <w:t>链接:</w:t>
-      </w:r>
-      <w:hyperlink r:id="rId19">
-        <w:r>
-          <w:rPr>
-            <w:color w:val="0563C1"/>
-            <w:u w:val="single"/>
-          </w:rPr>
-          <w:t>谷歌 AI 图像模型 Nano Banana 2.1 发布，提升视觉设计、蒙版编辑、主体一致性</w:t>
         </w:r>
       </w:hyperlink>
     </w:p>
@@ -652,7 +601,7 @@
         </w:rPr>
         <w:t>链接:</w:t>
       </w:r>
-      <w:hyperlink r:id="rId20">
+      <w:hyperlink r:id="rId19">
         <w:r>
           <w:rPr>
             <w:color w:val="0563C1"/>
@@ -703,13 +652,115 @@
         </w:rPr>
         <w:t>链接:</w:t>
       </w:r>
+      <w:hyperlink r:id="rId20">
+        <w:r>
+          <w:rPr>
+            <w:color w:val="0563C1"/>
+            <w:u w:val="single"/>
+          </w:rPr>
+          <w:t>Penguin Mail – open-source Rust email client for Linux with AI</w:t>
+        </w:r>
+      </w:hyperlink>
+    </w:p>
+    <w:p>
+      <w:pPr>
+        <w:pStyle w:val="Heading3"/>
+      </w:pPr>
+      <w:r>
+        <w:rPr>
+          <w:rFonts w:ascii="Times New Roman" w:hAnsi="Times New Roman" w:eastAsia="黑体"/>
+          <w:b w:val="0"/>
+          <w:color w:val="888888"/>
+          <w:sz w:val="24"/>
+        </w:rPr>
+        <w:t>【C级·参考】</w:t>
+      </w:r>
+      <w:r>
+        <w:rPr>
+          <w:rFonts w:ascii="Times New Roman" w:hAnsi="Times New Roman" w:eastAsia="黑体"/>
+          <w:b w:val="0"/>
+          <w:color w:val="888888"/>
+          <w:sz w:val="24"/>
+        </w:rPr>
+        <w:t>ROKID乐奇AI眼镜实测：把AR与AI装进日常，通勤骑行旅行的全能搭子</w:t>
+      </w:r>
+    </w:p>
+    <w:p>
+      <w:r>
+        <w:rPr>
+          <w:rFonts w:ascii="Times New Roman" w:hAnsi="Times New Roman" w:eastAsia="宋体"/>
+          <w:color w:val="888888"/>
+          <w:sz w:val="18"/>
+        </w:rPr>
+        <w:t>来源:Bing新闻 | 时间:10-07 03:31</w:t>
+      </w:r>
+    </w:p>
+    <w:p>
+      <w:r>
+        <w:rPr>
+          <w:rFonts w:ascii="Times New Roman" w:hAnsi="Times New Roman" w:eastAsia="宋体"/>
+          <w:sz w:val="18"/>
+        </w:rPr>
+        <w:t>链接:</w:t>
+      </w:r>
       <w:hyperlink r:id="rId21">
         <w:r>
           <w:rPr>
             <w:color w:val="0563C1"/>
             <w:u w:val="single"/>
           </w:rPr>
-          <w:t>Penguin Mail – open-source Rust email client for Linux with AI</w:t>
+          <w:t>ROKID乐奇AI眼镜实测：把AR与AI装进日常，通勤骑行旅行的全能搭子</w:t>
+        </w:r>
+      </w:hyperlink>
+    </w:p>
+    <w:p>
+      <w:pPr>
+        <w:pStyle w:val="Heading3"/>
+      </w:pPr>
+      <w:r>
+        <w:rPr>
+          <w:rFonts w:ascii="Times New Roman" w:hAnsi="Times New Roman" w:eastAsia="黑体"/>
+          <w:b w:val="0"/>
+          <w:color w:val="888888"/>
+          <w:sz w:val="24"/>
+        </w:rPr>
+        <w:t>【C级·参考】</w:t>
+      </w:r>
+      <w:r>
+        <w:rPr>
+          <w:rFonts w:ascii="Times New Roman" w:hAnsi="Times New Roman" w:eastAsia="黑体"/>
+          <w:b w:val="0"/>
+          <w:color w:val="888888"/>
+          <w:sz w:val="24"/>
+        </w:rPr>
+        <w:t>当AI眼镜和你看向同一个地方，发生了什么</w:t>
+      </w:r>
+    </w:p>
+    <w:p>
+      <w:r>
+        <w:rPr>
+          <w:rFonts w:ascii="Times New Roman" w:hAnsi="Times New Roman" w:eastAsia="宋体"/>
+          <w:color w:val="888888"/>
+          <w:sz w:val="18"/>
+        </w:rPr>
+        <w:t>来源:Bing新闻 | 时间:10-07 02:32</w:t>
+      </w:r>
+    </w:p>
+    <w:p>
+      <w:r>
+        <w:rPr>
+          <w:rFonts w:ascii="Times New Roman" w:hAnsi="Times New Roman" w:eastAsia="宋体"/>
+          <w:sz w:val="18"/>
+        </w:rPr>
+        <w:t>链接:</w:t>
+      </w:r>
+      <w:hyperlink r:id="rId22">
+        <w:r>
+          <w:rPr>
+            <w:color w:val="0563C1"/>
+            <w:u w:val="single"/>
+          </w:rPr>
+          <w:t>当AI眼镜和你看向同一个地方，发生了什么</w:t>
         </w:r>
       </w:hyperlink>
     </w:p>
@@ -754,7 +805,7 @@
         </w:rPr>
         <w:t>链接:</w:t>
       </w:r>
-      <w:hyperlink r:id="rId22">
+      <w:hyperlink r:id="rId23">
         <w:r>
           <w:rPr>
             <w:color w:val="0563C1"/>
@@ -805,7 +856,7 @@
         </w:rPr>
         <w:t>链接:</w:t>
       </w:r>
-      <w:hyperlink r:id="rId23">
+      <w:hyperlink r:id="rId24">
         <w:r>
           <w:rPr>
             <w:color w:val="0563C1"/>
@@ -856,64 +907,13 @@
         </w:rPr>
         <w:t>链接:</w:t>
       </w:r>
-      <w:hyperlink r:id="rId24">
+      <w:hyperlink r:id="rId25">
         <w:r>
           <w:rPr>
             <w:color w:val="0563C1"/>
             <w:u w:val="single"/>
           </w:rPr>
           <w:t>2026年上半年全球AI眼镜出货量同比增长263%，无显示屏超九成</w:t>
-        </w:r>
-      </w:hyperlink>
-    </w:p>
-    <w:p>
-      <w:pPr>
-        <w:pStyle w:val="Heading3"/>
-      </w:pPr>
-      <w:r>
-        <w:rPr>
-          <w:rFonts w:ascii="Times New Roman" w:hAnsi="Times New Roman" w:eastAsia="黑体"/>
-          <w:b w:val="0"/>
-          <w:color w:val="888888"/>
-          <w:sz w:val="24"/>
-        </w:rPr>
-        <w:t>【C级·参考】</w:t>
-      </w:r>
-      <w:r>
-        <w:rPr>
-          <w:rFonts w:ascii="Times New Roman" w:hAnsi="Times New Roman" w:eastAsia="黑体"/>
-          <w:b w:val="0"/>
-          <w:color w:val="888888"/>
-          <w:sz w:val="24"/>
-        </w:rPr>
-        <w:t>挪威拟临时禁止 AI 眼镜进入部分公共场所｜#AI资讯# #Meta# #可穿戴设备#</w:t>
-      </w:r>
-    </w:p>
-    <w:p>
-      <w:r>
-        <w:rPr>
-          <w:rFonts w:ascii="Times New Roman" w:hAnsi="Times New Roman" w:eastAsia="宋体"/>
-          <w:color w:val="888888"/>
-          <w:sz w:val="18"/>
-        </w:rPr>
-        <w:t>来源:Bing新闻 | 时间:10-06 01:11</w:t>
-      </w:r>
-    </w:p>
-    <w:p>
-      <w:r>
-        <w:rPr>
-          <w:rFonts w:ascii="Times New Roman" w:hAnsi="Times New Roman" w:eastAsia="宋体"/>
-          <w:sz w:val="18"/>
-        </w:rPr>
-        <w:t>链接:</w:t>
-      </w:r>
-      <w:hyperlink r:id="rId25">
-        <w:r>
-          <w:rPr>
-            <w:color w:val="0563C1"/>
-            <w:u w:val="single"/>
-          </w:rPr>
-          <w:t>挪威拟临时禁止 AI 眼镜进入部分公共场所｜#AI资讯# #Meta# #可穿戴设备#</w:t>
         </w:r>
       </w:hyperlink>
     </w:p>
@@ -930,55 +930,9 @@
       </w:r>
     </w:p>
     <w:p>
-      <w:pPr>
-        <w:pStyle w:val="Heading3"/>
-      </w:pPr>
       <w:r>
-        <w:rPr>
-          <w:rFonts w:ascii="Times New Roman" w:hAnsi="Times New Roman" w:eastAsia="黑体"/>
-          <w:b w:val="0"/>
-          <w:color w:val="888888"/>
-          <w:sz w:val="24"/>
-        </w:rPr>
-        <w:t>【C级·参考】</w:t>
+        <w:t>本线口暂无重要更新</w:t>
       </w:r>
-      <w:r>
-        <w:rPr>
-          <w:rFonts w:ascii="Times New Roman" w:hAnsi="Times New Roman" w:eastAsia="黑体"/>
-          <w:b w:val="0"/>
-          <w:color w:val="888888"/>
-          <w:sz w:val="24"/>
-        </w:rPr>
-        <w:t>特斯拉 Robotaxi 应用多国上架，但打车服务仍仅限美国七城</w:t>
-      </w:r>
-    </w:p>
-    <w:p>
-      <w:r>
-        <w:rPr>
-          <w:rFonts w:ascii="Times New Roman" w:hAnsi="Times New Roman" w:eastAsia="宋体"/>
-          <w:color w:val="888888"/>
-          <w:sz w:val="18"/>
-        </w:rPr>
-        <w:t>来源:IT之家 | 时间:10-07 10:37</w:t>
-      </w:r>
-    </w:p>
-    <w:p>
-      <w:r>
-        <w:rPr>
-          <w:rFonts w:ascii="Times New Roman" w:hAnsi="Times New Roman" w:eastAsia="宋体"/>
-          <w:sz w:val="18"/>
-        </w:rPr>
-        <w:t>链接:</w:t>
-      </w:r>
-      <w:hyperlink r:id="rId26">
-        <w:r>
-          <w:rPr>
-            <w:color w:val="0563C1"/>
-            <w:u w:val="single"/>
-          </w:rPr>
-          <w:t>特斯拉 Robotaxi 应用多国上架，但打车服务仍仅限美国七城</w:t>
-        </w:r>
-      </w:hyperlink>
     </w:p>
     <w:p>
       <w:pPr>
@@ -993,55 +947,9 @@
       </w:r>
     </w:p>
     <w:p>
-      <w:pPr>
-        <w:pStyle w:val="Heading3"/>
-      </w:pPr>
       <w:r>
-        <w:rPr>
-          <w:rFonts w:ascii="Times New Roman" w:hAnsi="Times New Roman" w:eastAsia="黑体"/>
-          <w:b w:val="0"/>
-          <w:color w:val="888888"/>
-          <w:sz w:val="24"/>
-        </w:rPr>
-        <w:t>【C级·参考】</w:t>
+        <w:t>本线口暂无重要更新</w:t>
       </w:r>
-      <w:r>
-        <w:rPr>
-          <w:rFonts w:ascii="Times New Roman" w:hAnsi="Times New Roman" w:eastAsia="黑体"/>
-          <w:b w:val="0"/>
-          <w:color w:val="888888"/>
-          <w:sz w:val="24"/>
-        </w:rPr>
-        <w:t>Cybercab 欧洲首秀：特斯拉将携无人驾驶出租车亮相巴黎车展</w:t>
-      </w:r>
-    </w:p>
-    <w:p>
-      <w:r>
-        <w:rPr>
-          <w:rFonts w:ascii="Times New Roman" w:hAnsi="Times New Roman" w:eastAsia="宋体"/>
-          <w:color w:val="888888"/>
-          <w:sz w:val="18"/>
-        </w:rPr>
-        <w:t>来源:IT之家 | 时间:10-07 09:18</w:t>
-      </w:r>
-    </w:p>
-    <w:p>
-      <w:r>
-        <w:rPr>
-          <w:rFonts w:ascii="Times New Roman" w:hAnsi="Times New Roman" w:eastAsia="宋体"/>
-          <w:sz w:val="18"/>
-        </w:rPr>
-        <w:t>链接:</w:t>
-      </w:r>
-      <w:hyperlink r:id="rId27">
-        <w:r>
-          <w:rPr>
-            <w:color w:val="0563C1"/>
-            <w:u w:val="single"/>
-          </w:rPr>
-          <w:t>Cybercab 欧洲首秀：特斯拉将携无人驾驶出租车亮相巴黎车展</w:t>
-        </w:r>
-      </w:hyperlink>
     </w:p>
     <w:p>
       <w:pPr>
@@ -1092,7 +1000,7 @@
           <w:color w:val="888888"/>
           <w:sz w:val="24"/>
         </w:rPr>
-        <w:t>微软 XBOX 高管澄清：《GTA 6》并无首发独占云游戏协议</w:t>
+        <w:t>《战锤 40K：星际战士 2》游戏免费周年庆更新上线：新增衍生全新围城模式、武器等</w:t>
       </w:r>
     </w:p>
     <w:p>
@@ -1102,7 +1010,7 @@
           <w:color w:val="888888"/>
           <w:sz w:val="18"/>
         </w:rPr>
-        <w:t>来源:IT之家 | 时间:10-07 12:54</w:t>
+        <w:t>来源:IT之家 | 时间:10-07 17:10</w:t>
       </w:r>
     </w:p>
     <w:p>
@@ -1113,13 +1021,13 @@
         </w:rPr>
         <w:t>链接:</w:t>
       </w:r>
-      <w:hyperlink r:id="rId28">
+      <w:hyperlink r:id="rId26">
         <w:r>
           <w:rPr>
             <w:color w:val="0563C1"/>
             <w:u w:val="single"/>
           </w:rPr>
-          <w:t>微软 XBOX 高管澄清：《GTA 6》并无首发独占云游戏协议</w:t>
+          <w:t>《战锤 40K：星际战士 2》游戏免费周年庆更新上线：新增衍生全新围城模式、武器等</w:t>
         </w:r>
       </w:hyperlink>
     </w:p>
@@ -1143,7 +1051,7 @@
           <w:color w:val="888888"/>
           <w:sz w:val="24"/>
         </w:rPr>
-        <w:t>漫威 Comet 游戏预告曝光：蜘蛛侠、金刚狼等可玩，玩法接近《原神》</w:t>
+        <w:t>微软 XBOX CEO 夏尔马透露：XBOX PC 商店已是中国排名第一的 PC 游戏平台</w:t>
       </w:r>
     </w:p>
     <w:p>
@@ -1153,7 +1061,7 @@
           <w:color w:val="888888"/>
           <w:sz w:val="18"/>
         </w:rPr>
-        <w:t>来源:IT之家 | 时间:10-07 12:14</w:t>
+        <w:t>来源:IT之家 | 时间:10-07 16:05</w:t>
       </w:r>
     </w:p>
     <w:p>
@@ -1164,13 +1072,13 @@
         </w:rPr>
         <w:t>链接:</w:t>
       </w:r>
-      <w:hyperlink r:id="rId29">
+      <w:hyperlink r:id="rId27">
         <w:r>
           <w:rPr>
             <w:color w:val="0563C1"/>
             <w:u w:val="single"/>
           </w:rPr>
-          <w:t>漫威 Comet 游戏预告曝光：蜘蛛侠、金刚狼等可玩，玩法接近《原神》</w:t>
+          <w:t>微软 XBOX CEO 夏尔马透露：XBOX PC 商店已是中国排名第一的 PC 游戏平台</w:t>
         </w:r>
       </w:hyperlink>
     </w:p>
@@ -1194,7 +1102,7 @@
           <w:color w:val="888888"/>
           <w:sz w:val="24"/>
         </w:rPr>
-        <w:t>《战锤 40K：战争黎明 4》游戏星际战士玩法公开，12 月 3 日登陆 PC</w:t>
+        <w:t>赛睿、KontrolFreek 发布《堡垒之夜》联名游戏外设，覆盖广泛类别</w:t>
       </w:r>
     </w:p>
     <w:p>
@@ -1204,7 +1112,7 @@
           <w:color w:val="888888"/>
           <w:sz w:val="18"/>
         </w:rPr>
-        <w:t>来源:IT之家 | 时间:10-07 11:18</w:t>
+        <w:t>来源:IT之家 | 时间:10-07 16:05</w:t>
       </w:r>
     </w:p>
     <w:p>
@@ -1215,13 +1123,13 @@
         </w:rPr>
         <w:t>链接:</w:t>
       </w:r>
-      <w:hyperlink r:id="rId30">
+      <w:hyperlink r:id="rId28">
         <w:r>
           <w:rPr>
             <w:color w:val="0563C1"/>
             <w:u w:val="single"/>
           </w:rPr>
-          <w:t>《战锤 40K：战争黎明 4》游戏星际战士玩法公开，12 月 3 日登陆 PC</w:t>
+          <w:t>赛睿、KontrolFreek 发布《堡垒之夜》联名游戏外设，覆盖广泛类别</w:t>
         </w:r>
       </w:hyperlink>
     </w:p>
@@ -1245,7 +1153,7 @@
           <w:color w:val="888888"/>
           <w:sz w:val="24"/>
         </w:rPr>
-        <w:t>微软 XBOX 夏尔马：游戏主机仍是核心，第 10 代将提供“一系列设备”</w:t>
+        <w:t>索尼推出玻璃紫款 INZONE E9、Fnatic 款 INZONE H9 II 游戏耳机</w:t>
       </w:r>
     </w:p>
     <w:p>
@@ -1255,7 +1163,121 @@
           <w:color w:val="888888"/>
           <w:sz w:val="18"/>
         </w:rPr>
-        <w:t>来源:IT之家 | 时间:10-07 09:53</w:t>
+        <w:t>来源:IT之家 | 时间:10-07 15:53</w:t>
+      </w:r>
+    </w:p>
+    <w:p>
+      <w:r>
+        <w:rPr>
+          <w:rFonts w:ascii="Times New Roman" w:hAnsi="Times New Roman" w:eastAsia="宋体"/>
+          <w:sz w:val="18"/>
+        </w:rPr>
+        <w:t>链接:</w:t>
+      </w:r>
+      <w:hyperlink r:id="rId29">
+        <w:r>
+          <w:rPr>
+            <w:color w:val="0563C1"/>
+            <w:u w:val="single"/>
+          </w:rPr>
+          <w:t>索尼推出玻璃紫款 INZONE E9、Fnatic 款 INZONE H9 II 游戏耳机</w:t>
+        </w:r>
+      </w:hyperlink>
+    </w:p>
+    <w:p>
+      <w:pPr>
+        <w:pStyle w:val="Heading3"/>
+      </w:pPr>
+      <w:r>
+        <w:rPr>
+          <w:rFonts w:ascii="Times New Roman" w:hAnsi="Times New Roman" w:eastAsia="黑体"/>
+          <w:b w:val="0"/>
+          <w:color w:val="888888"/>
+          <w:sz w:val="24"/>
+        </w:rPr>
+        <w:t>【C级·参考】</w:t>
+      </w:r>
+      <w:r>
+        <w:rPr>
+          <w:rFonts w:ascii="Times New Roman" w:hAnsi="Times New Roman" w:eastAsia="黑体"/>
+          <w:b w:val="0"/>
+          <w:color w:val="888888"/>
+          <w:sz w:val="24"/>
+        </w:rPr>
+        <w:t>前《堡垒之夜》制作人：游戏业界唯一不惧《GTA6》的就是任天堂</w:t>
+      </w:r>
+    </w:p>
+    <w:p>
+      <w:r>
+        <w:rPr>
+          <w:rFonts w:ascii="Times New Roman" w:hAnsi="Times New Roman" w:eastAsia="宋体"/>
+          <w:color w:val="888888"/>
+          <w:sz w:val="18"/>
+        </w:rPr>
+        <w:t>来源:IT之家 | 时间:10-07 15:17</w:t>
+      </w:r>
+    </w:p>
+    <w:p>
+      <w:r>
+        <w:rPr>
+          <w:rFonts w:ascii="Times New Roman" w:hAnsi="Times New Roman" w:eastAsia="宋体"/>
+          <w:sz w:val="18"/>
+        </w:rPr>
+        <w:t>链接:</w:t>
+      </w:r>
+      <w:hyperlink r:id="rId30">
+        <w:r>
+          <w:rPr>
+            <w:color w:val="0563C1"/>
+            <w:u w:val="single"/>
+          </w:rPr>
+          <w:t>前《堡垒之夜》制作人：游戏业界唯一不惧《GTA6》的就是任天堂</w:t>
+        </w:r>
+      </w:hyperlink>
+    </w:p>
+    <w:p>
+      <w:pPr>
+        <w:pStyle w:val="Heading2"/>
+      </w:pPr>
+      <w:r>
+        <w:rPr>
+          <w:rFonts w:ascii="Times New Roman" w:hAnsi="Times New Roman" w:eastAsia="黑体"/>
+          <w:sz w:val="28"/>
+        </w:rPr>
+        <w:t>消费/以旧换新/新餐饮</w:t>
+      </w:r>
+    </w:p>
+    <w:p>
+      <w:pPr>
+        <w:pStyle w:val="Heading3"/>
+      </w:pPr>
+      <w:r>
+        <w:rPr>
+          <w:rFonts w:ascii="Times New Roman" w:hAnsi="Times New Roman" w:eastAsia="黑体"/>
+          <w:b w:val="0"/>
+          <w:color w:val="888888"/>
+          <w:sz w:val="24"/>
+        </w:rPr>
+        <w:t>【C级·参考】</w:t>
+      </w:r>
+      <w:r>
+        <w:rPr>
+          <w:rFonts w:ascii="Times New Roman" w:hAnsi="Times New Roman" w:eastAsia="黑体"/>
+          <w:b w:val="0"/>
+          <w:color w:val="888888"/>
+          <w:sz w:val="24"/>
+        </w:rPr>
+        <w:t>支付宝：中秋国庆“双节”期间使用“碰一下”线下消费笔数同比增长近四成</w:t>
+      </w:r>
+    </w:p>
+    <w:p>
+      <w:r>
+        <w:rPr>
+          <w:rFonts w:ascii="Times New Roman" w:hAnsi="Times New Roman" w:eastAsia="宋体"/>
+          <w:color w:val="888888"/>
+          <w:sz w:val="18"/>
+        </w:rPr>
+        <w:t>来源:IT之家 | 时间:10-07 15:54</w:t>
       </w:r>
     </w:p>
     <w:p>
@@ -1272,26 +1294,9 @@
             <w:color w:val="0563C1"/>
             <w:u w:val="single"/>
           </w:rPr>
-          <w:t>微软 XBOX 夏尔马：游戏主机仍是核心，第 10 代将提供“一系列设备”</w:t>
+          <w:t>支付宝：中秋国庆“双节”期间使用“碰一下”线下消费笔数同比增长近四成</w:t>
         </w:r>
       </w:hyperlink>
-    </w:p>
-    <w:p>
-      <w:pPr>
-        <w:pStyle w:val="Heading2"/>
-      </w:pPr>
-      <w:r>
-        <w:rPr>
-          <w:rFonts w:ascii="Times New Roman" w:hAnsi="Times New Roman" w:eastAsia="黑体"/>
-          <w:sz w:val="28"/>
-        </w:rPr>
-        <w:t>消费/以旧换新/新餐饮</w:t>
-      </w:r>
-    </w:p>
-    <w:p>
-      <w:r>
-        <w:t>本线口暂无重要更新</w:t>
-      </w:r>
     </w:p>
     <w:p>
       <w:pPr>
@@ -1319,7 +1324,7 @@
           <w:rFonts w:ascii="Times New Roman" w:hAnsi="Times New Roman" w:eastAsia="宋体"/>
           <w:sz w:val="18"/>
         </w:rPr>
-        <w:t>IT之家(60)、GameLook(0)、HackerNews(8)、Bing新闻(3)</w:t>
+        <w:t>IT之家(60)、GameLook(0)、HackerNews(7)、Bing新闻(4)</w:t>
       </w:r>
     </w:p>
     <w:p>

--- a/briefings/线口监测午报-2026-10-07.docx
+++ b/briefings/线口监测午报-2026-10-07.docx
@@ -22,7 +22,7 @@
           <w:color w:val="888888"/>
           <w:sz w:val="18"/>
         </w:rPr>
-        <w:t>监测窗口:近48小时 | 生成时间:2026-10-07 22:26</w:t>
+        <w:t>监测窗口:近48小时 | 生成时间:2026-10-07 23:29</w:t>
       </w:r>
     </w:p>
     <w:p>
@@ -70,6 +70,210 @@
           <w:color w:val="888888"/>
           <w:sz w:val="24"/>
         </w:rPr>
+        <w:t>“iPod 之父”法德尔分析 Rabbit R1 等初代 AI 设备为何失败：没能真正满足任何需求</w:t>
+      </w:r>
+    </w:p>
+    <w:p>
+      <w:r>
+        <w:rPr>
+          <w:rFonts w:ascii="Times New Roman" w:hAnsi="Times New Roman" w:eastAsia="宋体"/>
+          <w:color w:val="888888"/>
+          <w:sz w:val="18"/>
+        </w:rPr>
+        <w:t>来源:IT之家 | 时间:10-07 23:19</w:t>
+      </w:r>
+    </w:p>
+    <w:p>
+      <w:r>
+        <w:rPr>
+          <w:rFonts w:ascii="Times New Roman" w:hAnsi="Times New Roman" w:eastAsia="宋体"/>
+          <w:sz w:val="18"/>
+        </w:rPr>
+        <w:t>链接:</w:t>
+      </w:r>
+      <w:hyperlink r:id="rId9">
+        <w:r>
+          <w:rPr>
+            <w:color w:val="0563C1"/>
+            <w:u w:val="single"/>
+          </w:rPr>
+          <w:t>“iPod 之父”法德尔分析 Rabbit R1 等初代 AI 设备为何失败：没能真正满足任何需求</w:t>
+        </w:r>
+      </w:hyperlink>
+    </w:p>
+    <w:p>
+      <w:pPr>
+        <w:pStyle w:val="Heading3"/>
+      </w:pPr>
+      <w:r>
+        <w:rPr>
+          <w:rFonts w:ascii="Times New Roman" w:hAnsi="Times New Roman" w:eastAsia="黑体"/>
+          <w:b w:val="0"/>
+          <w:color w:val="888888"/>
+          <w:sz w:val="24"/>
+        </w:rPr>
+        <w:t>【C级·参考】</w:t>
+      </w:r>
+      <w:r>
+        <w:rPr>
+          <w:rFonts w:ascii="Times New Roman" w:hAnsi="Times New Roman" w:eastAsia="黑体"/>
+          <w:b w:val="0"/>
+          <w:color w:val="888888"/>
+          <w:sz w:val="24"/>
+        </w:rPr>
+        <w:t>适配大屏：Meta 推出 iPad 版 Muse AI 智能体</w:t>
+      </w:r>
+    </w:p>
+    <w:p>
+      <w:r>
+        <w:rPr>
+          <w:rFonts w:ascii="Times New Roman" w:hAnsi="Times New Roman" w:eastAsia="宋体"/>
+          <w:color w:val="888888"/>
+          <w:sz w:val="18"/>
+        </w:rPr>
+        <w:t>来源:IT之家 | 时间:10-07 22:58</w:t>
+      </w:r>
+    </w:p>
+    <w:p>
+      <w:r>
+        <w:rPr>
+          <w:rFonts w:ascii="Times New Roman" w:hAnsi="Times New Roman" w:eastAsia="宋体"/>
+          <w:sz w:val="18"/>
+        </w:rPr>
+        <w:t>链接:</w:t>
+      </w:r>
+      <w:hyperlink r:id="rId10">
+        <w:r>
+          <w:rPr>
+            <w:color w:val="0563C1"/>
+            <w:u w:val="single"/>
+          </w:rPr>
+          <w:t>适配大屏：Meta 推出 iPad 版 Muse AI 智能体</w:t>
+        </w:r>
+      </w:hyperlink>
+    </w:p>
+    <w:p>
+      <w:pPr>
+        <w:pStyle w:val="Heading3"/>
+      </w:pPr>
+      <w:r>
+        <w:rPr>
+          <w:rFonts w:ascii="Times New Roman" w:hAnsi="Times New Roman" w:eastAsia="黑体"/>
+          <w:b w:val="0"/>
+          <w:color w:val="888888"/>
+          <w:sz w:val="24"/>
+        </w:rPr>
+        <w:t>【C级·参考】</w:t>
+      </w:r>
+      <w:r>
+        <w:rPr>
+          <w:rFonts w:ascii="Times New Roman" w:hAnsi="Times New Roman" w:eastAsia="黑体"/>
+          <w:b w:val="0"/>
+          <w:color w:val="888888"/>
+          <w:sz w:val="24"/>
+        </w:rPr>
+        <w:t>赛豆 AIVA ME7 量产路测车无伪谍照曝光，定位介于轿车与 SUV 之间的跨界车</w:t>
+      </w:r>
+    </w:p>
+    <w:p>
+      <w:r>
+        <w:rPr>
+          <w:rFonts w:ascii="Times New Roman" w:hAnsi="Times New Roman" w:eastAsia="宋体"/>
+          <w:color w:val="888888"/>
+          <w:sz w:val="18"/>
+        </w:rPr>
+        <w:t>来源:IT之家 | 时间:10-07 22:51</w:t>
+      </w:r>
+    </w:p>
+    <w:p>
+      <w:r>
+        <w:rPr>
+          <w:rFonts w:ascii="Times New Roman" w:hAnsi="Times New Roman" w:eastAsia="宋体"/>
+          <w:sz w:val="18"/>
+        </w:rPr>
+        <w:t>链接:</w:t>
+      </w:r>
+      <w:hyperlink r:id="rId11">
+        <w:r>
+          <w:rPr>
+            <w:color w:val="0563C1"/>
+            <w:u w:val="single"/>
+          </w:rPr>
+          <w:t>赛豆 AIVA ME7 量产路测车无伪谍照曝光，定位介于轿车与 SUV 之间的跨界车</w:t>
+        </w:r>
+      </w:hyperlink>
+    </w:p>
+    <w:p>
+      <w:pPr>
+        <w:pStyle w:val="Heading3"/>
+      </w:pPr>
+      <w:r>
+        <w:rPr>
+          <w:rFonts w:ascii="Times New Roman" w:hAnsi="Times New Roman" w:eastAsia="黑体"/>
+          <w:b w:val="0"/>
+          <w:color w:val="888888"/>
+          <w:sz w:val="24"/>
+        </w:rPr>
+        <w:t>【C级·参考】</w:t>
+      </w:r>
+      <w:r>
+        <w:rPr>
+          <w:rFonts w:ascii="Times New Roman" w:hAnsi="Times New Roman" w:eastAsia="黑体"/>
+          <w:b w:val="0"/>
+          <w:color w:val="888888"/>
+          <w:sz w:val="24"/>
+        </w:rPr>
+        <w:t>谷歌 SynthID 面向全球用户开放，可检测 AI 生成内容</w:t>
+      </w:r>
+    </w:p>
+    <w:p>
+      <w:r>
+        <w:rPr>
+          <w:rFonts w:ascii="Times New Roman" w:hAnsi="Times New Roman" w:eastAsia="宋体"/>
+          <w:color w:val="888888"/>
+          <w:sz w:val="18"/>
+        </w:rPr>
+        <w:t>来源:IT之家 | 时间:10-07 22:47</w:t>
+      </w:r>
+    </w:p>
+    <w:p>
+      <w:r>
+        <w:rPr>
+          <w:rFonts w:ascii="Times New Roman" w:hAnsi="Times New Roman" w:eastAsia="宋体"/>
+          <w:sz w:val="18"/>
+        </w:rPr>
+        <w:t>链接:</w:t>
+      </w:r>
+      <w:hyperlink r:id="rId12">
+        <w:r>
+          <w:rPr>
+            <w:color w:val="0563C1"/>
+            <w:u w:val="single"/>
+          </w:rPr>
+          <w:t>谷歌 SynthID 面向全球用户开放，可检测 AI 生成内容</w:t>
+        </w:r>
+      </w:hyperlink>
+    </w:p>
+    <w:p>
+      <w:pPr>
+        <w:pStyle w:val="Heading3"/>
+      </w:pPr>
+      <w:r>
+        <w:rPr>
+          <w:rFonts w:ascii="Times New Roman" w:hAnsi="Times New Roman" w:eastAsia="黑体"/>
+          <w:b w:val="0"/>
+          <w:color w:val="888888"/>
+          <w:sz w:val="24"/>
+        </w:rPr>
+        <w:t>【C级·参考】</w:t>
+      </w:r>
+      <w:r>
+        <w:rPr>
+          <w:rFonts w:ascii="Times New Roman" w:hAnsi="Times New Roman" w:eastAsia="黑体"/>
+          <w:b w:val="0"/>
+          <w:color w:val="888888"/>
+          <w:sz w:val="24"/>
+        </w:rPr>
         <w:t>谷歌携手 Unity 推出 AI 游戏平台 Playground：支持自然语言创作，降低开发门槛</w:t>
       </w:r>
     </w:p>
@@ -91,7 +295,7 @@
         </w:rPr>
         <w:t>链接:</w:t>
       </w:r>
-      <w:hyperlink r:id="rId9">
+      <w:hyperlink r:id="rId13">
         <w:r>
           <w:rPr>
             <w:color w:val="0563C1"/>
@@ -142,7 +346,7 @@
         </w:rPr>
         <w:t>链接:</w:t>
       </w:r>
-      <w:hyperlink r:id="rId10">
+      <w:hyperlink r:id="rId14">
         <w:r>
           <w:rPr>
             <w:color w:val="0563C1"/>
@@ -193,7 +397,7 @@
         </w:rPr>
         <w:t>链接:</w:t>
       </w:r>
-      <w:hyperlink r:id="rId11">
+      <w:hyperlink r:id="rId15">
         <w:r>
           <w:rPr>
             <w:color w:val="0563C1"/>
@@ -244,7 +448,7 @@
         </w:rPr>
         <w:t>链接:</w:t>
       </w:r>
-      <w:hyperlink r:id="rId12">
+      <w:hyperlink r:id="rId16">
         <w:r>
           <w:rPr>
             <w:color w:val="0563C1"/>
@@ -295,7 +499,7 @@
         </w:rPr>
         <w:t>链接:</w:t>
       </w:r>
-      <w:hyperlink r:id="rId13">
+      <w:hyperlink r:id="rId17">
         <w:r>
           <w:rPr>
             <w:color w:val="0563C1"/>
@@ -346,7 +550,7 @@
         </w:rPr>
         <w:t>链接:</w:t>
       </w:r>
-      <w:hyperlink r:id="rId14">
+      <w:hyperlink r:id="rId18">
         <w:r>
           <w:rPr>
             <w:color w:val="0563C1"/>
@@ -397,166 +601,13 @@
         </w:rPr>
         <w:t>链接:</w:t>
       </w:r>
-      <w:hyperlink r:id="rId15">
+      <w:hyperlink r:id="rId19">
         <w:r>
           <w:rPr>
             <w:color w:val="0563C1"/>
             <w:u w:val="single"/>
           </w:rPr>
           <w:t>谷歌推出全新 macOS 应用 AI Edge Foresight，支持离线记录会议纪要</w:t>
-        </w:r>
-      </w:hyperlink>
-    </w:p>
-    <w:p>
-      <w:pPr>
-        <w:pStyle w:val="Heading3"/>
-      </w:pPr>
-      <w:r>
-        <w:rPr>
-          <w:rFonts w:ascii="Times New Roman" w:hAnsi="Times New Roman" w:eastAsia="黑体"/>
-          <w:b w:val="0"/>
-          <w:color w:val="888888"/>
-          <w:sz w:val="24"/>
-        </w:rPr>
-        <w:t>【C级·参考】</w:t>
-      </w:r>
-      <w:r>
-        <w:rPr>
-          <w:rFonts w:ascii="Times New Roman" w:hAnsi="Times New Roman" w:eastAsia="黑体"/>
-          <w:b w:val="0"/>
-          <w:color w:val="888888"/>
-          <w:sz w:val="24"/>
-        </w:rPr>
-        <w:t>改为 4 位数：英特尔 Nova Lake-S 处理器命名添新证据，AIDA64 列出 4xxx 系列</w:t>
-      </w:r>
-    </w:p>
-    <w:p>
-      <w:r>
-        <w:rPr>
-          <w:rFonts w:ascii="Times New Roman" w:hAnsi="Times New Roman" w:eastAsia="宋体"/>
-          <w:color w:val="888888"/>
-          <w:sz w:val="18"/>
-        </w:rPr>
-        <w:t>来源:IT之家 | 时间:10-07 15:13</w:t>
-      </w:r>
-    </w:p>
-    <w:p>
-      <w:r>
-        <w:rPr>
-          <w:rFonts w:ascii="Times New Roman" w:hAnsi="Times New Roman" w:eastAsia="宋体"/>
-          <w:sz w:val="18"/>
-        </w:rPr>
-        <w:t>链接:</w:t>
-      </w:r>
-      <w:hyperlink r:id="rId16">
-        <w:r>
-          <w:rPr>
-            <w:color w:val="0563C1"/>
-            <w:u w:val="single"/>
-          </w:rPr>
-          <w:t>改为 4 位数：英特尔 Nova Lake-S 处理器命名添新证据，AIDA64 列出 4xxx 系列</w:t>
-        </w:r>
-      </w:hyperlink>
-    </w:p>
-    <w:p>
-      <w:pPr>
-        <w:pStyle w:val="Heading3"/>
-      </w:pPr>
-      <w:r>
-        <w:rPr>
-          <w:rFonts w:ascii="Times New Roman" w:hAnsi="Times New Roman" w:eastAsia="黑体"/>
-          <w:b w:val="0"/>
-          <w:color w:val="888888"/>
-          <w:sz w:val="24"/>
-        </w:rPr>
-        <w:t>【C级·参考】</w:t>
-      </w:r>
-      <w:r>
-        <w:rPr>
-          <w:rFonts w:ascii="Times New Roman" w:hAnsi="Times New Roman" w:eastAsia="黑体"/>
-          <w:b w:val="0"/>
-          <w:color w:val="888888"/>
-          <w:sz w:val="24"/>
-        </w:rPr>
-        <w:t>打通 AirDrop：小米 18 Pro Max 手机上线“与 Apple 设备互传”功能</w:t>
-      </w:r>
-    </w:p>
-    <w:p>
-      <w:r>
-        <w:rPr>
-          <w:rFonts w:ascii="Times New Roman" w:hAnsi="Times New Roman" w:eastAsia="宋体"/>
-          <w:color w:val="888888"/>
-          <w:sz w:val="18"/>
-        </w:rPr>
-        <w:t>来源:IT之家 | 时间:10-07 15:05</w:t>
-      </w:r>
-    </w:p>
-    <w:p>
-      <w:r>
-        <w:rPr>
-          <w:rFonts w:ascii="Times New Roman" w:hAnsi="Times New Roman" w:eastAsia="宋体"/>
-          <w:sz w:val="18"/>
-        </w:rPr>
-        <w:t>链接:</w:t>
-      </w:r>
-      <w:hyperlink r:id="rId17">
-        <w:r>
-          <w:rPr>
-            <w:color w:val="0563C1"/>
-            <w:u w:val="single"/>
-          </w:rPr>
-          <w:t>打通 AirDrop：小米 18 Pro Max 手机上线“与 Apple 设备互传”功能</w:t>
-        </w:r>
-      </w:hyperlink>
-    </w:p>
-    <w:p>
-      <w:pPr>
-        <w:pStyle w:val="Heading3"/>
-      </w:pPr>
-      <w:r>
-        <w:rPr>
-          <w:rFonts w:ascii="Times New Roman" w:hAnsi="Times New Roman" w:eastAsia="黑体"/>
-          <w:b w:val="0"/>
-          <w:color w:val="888888"/>
-          <w:sz w:val="24"/>
-        </w:rPr>
-        <w:t>【C级·参考】</w:t>
-      </w:r>
-      <w:r>
-        <w:rPr>
-          <w:rFonts w:ascii="Times New Roman" w:hAnsi="Times New Roman" w:eastAsia="黑体"/>
-          <w:b w:val="0"/>
-          <w:color w:val="888888"/>
-          <w:sz w:val="24"/>
-        </w:rPr>
-        <w:t>OpenAI 为 ChatGPT 新增自动年龄检测，未满 18 岁用户将自动开启青少年模式</w:t>
-      </w:r>
-    </w:p>
-    <w:p>
-      <w:r>
-        <w:rPr>
-          <w:rFonts w:ascii="Times New Roman" w:hAnsi="Times New Roman" w:eastAsia="宋体"/>
-          <w:color w:val="888888"/>
-          <w:sz w:val="18"/>
-        </w:rPr>
-        <w:t>来源:IT之家 | 时间:10-07 14:45</w:t>
-      </w:r>
-    </w:p>
-    <w:p>
-      <w:r>
-        <w:rPr>
-          <w:rFonts w:ascii="Times New Roman" w:hAnsi="Times New Roman" w:eastAsia="宋体"/>
-          <w:sz w:val="18"/>
-        </w:rPr>
-        <w:t>链接:</w:t>
-      </w:r>
-      <w:hyperlink r:id="rId18">
-        <w:r>
-          <w:rPr>
-            <w:color w:val="0563C1"/>
-            <w:u w:val="single"/>
-          </w:rPr>
-          <w:t>OpenAI 为 ChatGPT 新增自动年龄检测，未满 18 岁用户将自动开启青少年模式</w:t>
         </w:r>
       </w:hyperlink>
     </w:p>
@@ -601,64 +652,13 @@
         </w:rPr>
         <w:t>链接:</w:t>
       </w:r>
-      <w:hyperlink r:id="rId19">
+      <w:hyperlink r:id="rId20">
         <w:r>
           <w:rPr>
             <w:color w:val="0563C1"/>
             <w:u w:val="single"/>
           </w:rPr>
           <w:t>Sharing AI progress in mathematics</w:t>
-        </w:r>
-      </w:hyperlink>
-    </w:p>
-    <w:p>
-      <w:pPr>
-        <w:pStyle w:val="Heading3"/>
-      </w:pPr>
-      <w:r>
-        <w:rPr>
-          <w:rFonts w:ascii="Times New Roman" w:hAnsi="Times New Roman" w:eastAsia="黑体"/>
-          <w:b w:val="0"/>
-          <w:color w:val="888888"/>
-          <w:sz w:val="24"/>
-        </w:rPr>
-        <w:t>【C级·参考】</w:t>
-      </w:r>
-      <w:r>
-        <w:rPr>
-          <w:rFonts w:ascii="Times New Roman" w:hAnsi="Times New Roman" w:eastAsia="黑体"/>
-          <w:b w:val="0"/>
-          <w:color w:val="888888"/>
-          <w:sz w:val="24"/>
-        </w:rPr>
-        <w:t>Penguin Mail – open-source Rust email client for Linux with AI</w:t>
-      </w:r>
-    </w:p>
-    <w:p>
-      <w:r>
-        <w:rPr>
-          <w:rFonts w:ascii="Times New Roman" w:hAnsi="Times New Roman" w:eastAsia="宋体"/>
-          <w:color w:val="888888"/>
-          <w:sz w:val="18"/>
-        </w:rPr>
-        <w:t>来源:Hacker News | 时间:10-07 05:59</w:t>
-      </w:r>
-    </w:p>
-    <w:p>
-      <w:r>
-        <w:rPr>
-          <w:rFonts w:ascii="Times New Roman" w:hAnsi="Times New Roman" w:eastAsia="宋体"/>
-          <w:sz w:val="18"/>
-        </w:rPr>
-        <w:t>链接:</w:t>
-      </w:r>
-      <w:hyperlink r:id="rId20">
-        <w:r>
-          <w:rPr>
-            <w:color w:val="0563C1"/>
-            <w:u w:val="single"/>
-          </w:rPr>
-          <w:t>Penguin Mail – open-source Rust email client for Linux with AI</w:t>
         </w:r>
       </w:hyperlink>
     </w:p>
@@ -784,57 +784,6 @@
           <w:color w:val="888888"/>
           <w:sz w:val="24"/>
         </w:rPr>
-        <w:t>OpenTPU – An open-source AI accelerator, developed by AI</w:t>
-      </w:r>
-    </w:p>
-    <w:p>
-      <w:r>
-        <w:rPr>
-          <w:rFonts w:ascii="Times New Roman" w:hAnsi="Times New Roman" w:eastAsia="宋体"/>
-          <w:color w:val="888888"/>
-          <w:sz w:val="18"/>
-        </w:rPr>
-        <w:t>来源:Hacker News | 时间:10-07 00:23</w:t>
-      </w:r>
-    </w:p>
-    <w:p>
-      <w:r>
-        <w:rPr>
-          <w:rFonts w:ascii="Times New Roman" w:hAnsi="Times New Roman" w:eastAsia="宋体"/>
-          <w:sz w:val="18"/>
-        </w:rPr>
-        <w:t>链接:</w:t>
-      </w:r>
-      <w:hyperlink r:id="rId23">
-        <w:r>
-          <w:rPr>
-            <w:color w:val="0563C1"/>
-            <w:u w:val="single"/>
-          </w:rPr>
-          <w:t>OpenTPU – An open-source AI accelerator, developed by AI</w:t>
-        </w:r>
-      </w:hyperlink>
-    </w:p>
-    <w:p>
-      <w:pPr>
-        <w:pStyle w:val="Heading3"/>
-      </w:pPr>
-      <w:r>
-        <w:rPr>
-          <w:rFonts w:ascii="Times New Roman" w:hAnsi="Times New Roman" w:eastAsia="黑体"/>
-          <w:b w:val="0"/>
-          <w:color w:val="888888"/>
-          <w:sz w:val="24"/>
-        </w:rPr>
-        <w:t>【C级·参考】</w:t>
-      </w:r>
-      <w:r>
-        <w:rPr>
-          <w:rFonts w:ascii="Times New Roman" w:hAnsi="Times New Roman" w:eastAsia="黑体"/>
-          <w:b w:val="0"/>
-          <w:color w:val="888888"/>
-          <w:sz w:val="24"/>
-        </w:rPr>
         <w:t>挪威要禁AI眼镜进公园和学校，欧洲第一个动真格的国家</w:t>
       </w:r>
     </w:p>
@@ -856,7 +805,7 @@
         </w:rPr>
         <w:t>链接:</w:t>
       </w:r>
-      <w:hyperlink r:id="rId24">
+      <w:hyperlink r:id="rId23">
         <w:r>
           <w:rPr>
             <w:color w:val="0563C1"/>
@@ -907,7 +856,7 @@
         </w:rPr>
         <w:t>链接:</w:t>
       </w:r>
-      <w:hyperlink r:id="rId25">
+      <w:hyperlink r:id="rId24">
         <w:r>
           <w:rPr>
             <w:color w:val="0563C1"/>
@@ -979,6 +928,57 @@
         </w:rPr>
         <w:t>游戏/电竞/平台公司</w:t>
       </w:r>
+    </w:p>
+    <w:p>
+      <w:pPr>
+        <w:pStyle w:val="Heading3"/>
+      </w:pPr>
+      <w:r>
+        <w:rPr>
+          <w:rFonts w:ascii="Times New Roman" w:hAnsi="Times New Roman" w:eastAsia="黑体"/>
+          <w:b w:val="0"/>
+          <w:color w:val="888888"/>
+          <w:sz w:val="24"/>
+        </w:rPr>
+        <w:t>【C级·参考】</w:t>
+      </w:r>
+      <w:r>
+        <w:rPr>
+          <w:rFonts w:ascii="Times New Roman" w:hAnsi="Times New Roman" w:eastAsia="黑体"/>
+          <w:b w:val="0"/>
+          <w:color w:val="888888"/>
+          <w:sz w:val="24"/>
+        </w:rPr>
+        <w:t>AMD 将在 2026 年内将 FSR 4 支持扩展至 APU、游戏本、掌机等全线设备</w:t>
+      </w:r>
+    </w:p>
+    <w:p>
+      <w:r>
+        <w:rPr>
+          <w:rFonts w:ascii="Times New Roman" w:hAnsi="Times New Roman" w:eastAsia="宋体"/>
+          <w:color w:val="888888"/>
+          <w:sz w:val="18"/>
+        </w:rPr>
+        <w:t>来源:IT之家 | 时间:10-07 23:09</w:t>
+      </w:r>
+    </w:p>
+    <w:p>
+      <w:r>
+        <w:rPr>
+          <w:rFonts w:ascii="Times New Roman" w:hAnsi="Times New Roman" w:eastAsia="宋体"/>
+          <w:sz w:val="18"/>
+        </w:rPr>
+        <w:t>链接:</w:t>
+      </w:r>
+      <w:hyperlink r:id="rId25">
+        <w:r>
+          <w:rPr>
+            <w:color w:val="0563C1"/>
+            <w:u w:val="single"/>
+          </w:rPr>
+          <w:t>AMD 将在 2026 年内将 FSR 4 支持扩展至 APU、游戏本、掌机等全线设备</w:t>
+        </w:r>
+      </w:hyperlink>
     </w:p>
     <w:p>
       <w:pPr>
@@ -1324,7 +1324,7 @@
           <w:rFonts w:ascii="Times New Roman" w:hAnsi="Times New Roman" w:eastAsia="宋体"/>
           <w:sz w:val="18"/>
         </w:rPr>
-        <w:t>IT之家(60)、GameLook(0)、HackerNews(7)、Bing新闻(4)</w:t>
+        <w:t>IT之家(60)、GameLook(0)、HackerNews(4)、Bing新闻(4)</w:t>
       </w:r>
     </w:p>
     <w:p>
